--- a/Resume/Mikhail Jacques CV.docx
+++ b/Resume/Mikhail Jacques CV.docx
@@ -235,126 +235,6 @@
           <w:sz w:val="26"/>
           <w:szCs w:val="26"/>
         </w:rPr>
-        <w:t>HIGHLIGHTS</w:t>
-      </w:r>
-    </w:p>
-    <w:p>
-      <w:pPr>
-        <w:pStyle w:val="NoSpacing"/>
-        <w:ind w:left="720"/>
-        <w:rPr>
-          <w:rFonts w:asciiTheme="minorHAnsi" w:eastAsia="Times New Roman" w:hAnsiTheme="minorHAnsi" w:cs="Times New Roman"/>
-          <w:sz w:val="26"/>
-          <w:szCs w:val="26"/>
-          <w:lang w:bidi="he-IL"/>
-        </w:rPr>
-      </w:pPr>
-    </w:p>
-    <w:p>
-      <w:pPr>
-        <w:pStyle w:val="NoSpacing"/>
-        <w:numPr>
-          <w:ilvl w:val="0"/>
-          <w:numId w:val="7"/>
-        </w:numPr>
-        <w:rPr>
-          <w:rFonts w:asciiTheme="minorHAnsi" w:eastAsia="Times New Roman" w:hAnsiTheme="minorHAnsi" w:cs="Times New Roman"/>
-          <w:sz w:val="26"/>
-          <w:szCs w:val="26"/>
-          <w:lang w:bidi="he-IL"/>
-        </w:rPr>
-      </w:pPr>
-      <w:r>
-        <w:rPr>
-          <w:rFonts w:asciiTheme="minorHAnsi" w:eastAsia="Times New Roman" w:hAnsiTheme="minorHAnsi" w:cs="Times New Roman"/>
-          <w:sz w:val="26"/>
-          <w:szCs w:val="26"/>
-          <w:lang w:bidi="he-IL"/>
-        </w:rPr>
-        <w:t>Master of Science in Computer Science</w:t>
-      </w:r>
-    </w:p>
-    <w:p>
-      <w:pPr>
-        <w:pStyle w:val="NoSpacing"/>
-        <w:numPr>
-          <w:ilvl w:val="0"/>
-          <w:numId w:val="7"/>
-        </w:numPr>
-        <w:rPr>
-          <w:rFonts w:asciiTheme="minorHAnsi" w:eastAsia="Times New Roman" w:hAnsiTheme="minorHAnsi" w:cs="Times New Roman"/>
-          <w:sz w:val="26"/>
-          <w:szCs w:val="26"/>
-          <w:lang w:bidi="he-IL"/>
-        </w:rPr>
-      </w:pPr>
-      <w:r>
-        <w:rPr>
-          <w:rFonts w:asciiTheme="minorHAnsi" w:eastAsia="Times New Roman" w:hAnsiTheme="minorHAnsi" w:cs="Times New Roman"/>
-          <w:sz w:val="26"/>
-          <w:szCs w:val="26"/>
-          <w:lang w:bidi="he-IL"/>
-        </w:rPr>
-        <w:t>Top secret (Level 3) security clearance</w:t>
-      </w:r>
-    </w:p>
-    <w:p>
-      <w:pPr>
-        <w:pStyle w:val="NoSpacing"/>
-        <w:numPr>
-          <w:ilvl w:val="0"/>
-          <w:numId w:val="7"/>
-        </w:numPr>
-        <w:rPr>
-          <w:rFonts w:asciiTheme="minorHAnsi" w:eastAsia="Times New Roman" w:hAnsiTheme="minorHAnsi" w:cs="Times New Roman"/>
-          <w:sz w:val="26"/>
-          <w:szCs w:val="26"/>
-          <w:lang w:bidi="he-IL"/>
-        </w:rPr>
-      </w:pPr>
-      <w:r>
-        <w:rPr>
-          <w:rFonts w:asciiTheme="minorHAnsi" w:eastAsia="Times New Roman" w:hAnsiTheme="minorHAnsi" w:cs="Times New Roman"/>
-          <w:sz w:val="26"/>
-          <w:szCs w:val="26"/>
-          <w:lang w:bidi="he-IL"/>
-        </w:rPr>
-        <w:t>Fluent in English, Hebrew, Russian</w:t>
-      </w:r>
-    </w:p>
-    <w:p>
-      <w:pPr>
-        <w:pStyle w:val="NoSpacing"/>
-        <w:pBdr>
-          <w:bottom w:val="single" w:sz="4" w:space="1" w:color="auto"/>
-        </w:pBdr>
-        <w:rPr>
-          <w:rFonts w:asciiTheme="minorHAnsi" w:hAnsiTheme="minorHAnsi" w:cstheme="minorHAnsi"/>
-          <w:sz w:val="26"/>
-          <w:szCs w:val="26"/>
-        </w:rPr>
-      </w:pPr>
-    </w:p>
-    <w:p>
-      <w:pPr>
-        <w:pStyle w:val="NoSpacing"/>
-        <w:pBdr>
-          <w:bottom w:val="single" w:sz="4" w:space="1" w:color="auto"/>
-        </w:pBdr>
-        <w:rPr>
-          <w:b/>
-          <w:bCs/>
-          <w:sz w:val="26"/>
-          <w:szCs w:val="26"/>
-        </w:rPr>
-      </w:pPr>
-      <w:r>
-        <w:rPr>
-          <w:b/>
-          <w:bCs/>
-          <w:sz w:val="26"/>
-          <w:szCs w:val="26"/>
-        </w:rPr>
         <w:t>PROFESSIONAL</w:t>
       </w:r>
       <w:r>
@@ -1217,8 +1097,6 @@
         <w:ind w:left="720"/>
         <w:rPr>
           <w:rFonts w:asciiTheme="minorHAnsi" w:hAnsiTheme="minorHAnsi" w:cstheme="minorHAnsi"/>
-          <w:b/>
-          <w:bCs/>
           <w:sz w:val="26"/>
           <w:szCs w:val="26"/>
         </w:rPr>
@@ -1267,18 +1145,6 @@
     <w:p>
       <w:pPr>
         <w:pStyle w:val="NoSpacing"/>
-        <w:rPr>
-          <w:rFonts w:asciiTheme="minorHAnsi" w:hAnsiTheme="minorHAnsi" w:cstheme="minorHAnsi"/>
-          <w:b/>
-          <w:bCs/>
-          <w:sz w:val="16"/>
-          <w:szCs w:val="16"/>
-        </w:rPr>
-      </w:pPr>
-    </w:p>
-    <w:p>
-      <w:pPr>
-        <w:pStyle w:val="NoSpacing"/>
         <w:ind w:left="1440" w:hanging="1440"/>
         <w:rPr>
           <w:rFonts w:asciiTheme="minorHAnsi" w:hAnsiTheme="minorHAnsi" w:cstheme="minorHAnsi"/>
@@ -1288,45 +1154,48 @@
           <w:szCs w:val="26"/>
         </w:rPr>
       </w:pPr>
-      <w:r>
-        <w:rPr>
-          <w:rFonts w:asciiTheme="minorHAnsi" w:hAnsiTheme="minorHAnsi" w:cstheme="minorHAnsi"/>
-          <w:b/>
-          <w:bCs/>
-          <w:sz w:val="26"/>
-          <w:szCs w:val="26"/>
-        </w:rPr>
-        <w:t>2007</w:t>
-      </w:r>
-      <w:r>
-        <w:rPr>
-          <w:rFonts w:asciiTheme="minorHAnsi" w:hAnsiTheme="minorHAnsi" w:cstheme="minorHAnsi"/>
-          <w:b/>
-          <w:bCs/>
-          <w:sz w:val="26"/>
-          <w:szCs w:val="26"/>
-        </w:rPr>
-        <w:t xml:space="preserve"> </w:t>
-      </w:r>
-      <w:r>
-        <w:rPr>
-          <w:rFonts w:asciiTheme="minorHAnsi" w:hAnsiTheme="minorHAnsi" w:cstheme="minorHAnsi"/>
-          <w:b/>
-          <w:bCs/>
-          <w:sz w:val="26"/>
-          <w:szCs w:val="26"/>
-        </w:rPr>
-        <w:t>-</w:t>
-      </w:r>
-      <w:r>
-        <w:rPr>
-          <w:rFonts w:asciiTheme="minorHAnsi" w:hAnsiTheme="minorHAnsi" w:cstheme="minorHAnsi"/>
-          <w:b/>
-          <w:bCs/>
-          <w:sz w:val="26"/>
-          <w:szCs w:val="26"/>
-        </w:rPr>
-        <w:t xml:space="preserve"> </w:t>
+    </w:p>
+    <w:p>
+      <w:pPr>
+        <w:pStyle w:val="NoSpacing"/>
+        <w:ind w:left="1440" w:hanging="1440"/>
+        <w:rPr>
+          <w:rFonts w:asciiTheme="minorHAnsi" w:hAnsiTheme="minorHAnsi" w:cstheme="minorHAnsi"/>
+          <w:b/>
+          <w:bCs/>
+          <w:sz w:val="26"/>
+          <w:szCs w:val="26"/>
+        </w:rPr>
+      </w:pPr>
+      <w:r>
+        <w:rPr>
+          <w:rFonts w:asciiTheme="minorHAnsi" w:hAnsiTheme="minorHAnsi" w:cstheme="minorHAnsi"/>
+          <w:b/>
+          <w:bCs/>
+          <w:sz w:val="26"/>
+          <w:szCs w:val="26"/>
+        </w:rPr>
+        <w:t>200</w:t>
+      </w:r>
+      <w:r>
+        <w:rPr>
+          <w:rFonts w:asciiTheme="minorHAnsi" w:hAnsiTheme="minorHAnsi" w:cstheme="minorHAnsi"/>
+          <w:b/>
+          <w:bCs/>
+          <w:sz w:val="26"/>
+          <w:szCs w:val="26"/>
+        </w:rPr>
+        <w:t>8</w:t>
+      </w:r>
+      <w:r>
+        <w:rPr>
+          <w:rFonts w:asciiTheme="minorHAnsi" w:hAnsiTheme="minorHAnsi" w:cstheme="minorHAnsi"/>
+          <w:b/>
+          <w:bCs/>
+          <w:sz w:val="26"/>
+          <w:szCs w:val="26"/>
+        </w:rPr>
+        <w:t xml:space="preserve"> - </w:t>
       </w:r>
       <w:r>
         <w:rPr>
@@ -1346,7 +1215,7 @@
           <w:sz w:val="26"/>
           <w:szCs w:val="26"/>
         </w:rPr>
-        <w:t>10</w:t>
+        <w:t>09</w:t>
       </w:r>
       <w:r>
         <w:rPr>
@@ -1357,17 +1226,16 @@
           <w:szCs w:val="26"/>
         </w:rPr>
         <w:tab/>
-        <w:t>Computer Science</w:t>
-      </w:r>
-      <w:r>
-        <w:rPr>
-          <w:rFonts w:asciiTheme="minorHAnsi" w:hAnsiTheme="minorHAnsi" w:cstheme="minorHAnsi"/>
-          <w:b/>
-          <w:bCs/>
-          <w:sz w:val="26"/>
-          <w:szCs w:val="26"/>
-        </w:rPr>
-        <w:t xml:space="preserve"> Lecturer</w:t>
+      </w:r>
+      <w:r>
+        <w:rPr>
+          <w:rFonts w:asciiTheme="minorHAnsi" w:hAnsiTheme="minorHAnsi" w:cstheme="minorHAnsi"/>
+          <w:b/>
+          <w:bCs/>
+          <w:sz w:val="26"/>
+          <w:szCs w:val="26"/>
+        </w:rPr>
+        <w:t>Police Officer</w:t>
       </w:r>
       <w:r>
         <w:rPr>
@@ -1391,7 +1259,7 @@
             <w:szCs w:val="26"/>
             <w:u w:val="none"/>
           </w:rPr>
-          <w:t>Trent University</w:t>
+          <w:t>Ontario Provincial Police</w:t>
         </w:r>
       </w:hyperlink>
       <w:r>
@@ -1421,33 +1289,128 @@
           <w:sz w:val="26"/>
           <w:szCs w:val="26"/>
         </w:rPr>
-        <w:t xml:space="preserve">As an adjunct faculty member, </w:t>
-      </w:r>
-      <w:proofErr w:type="gramStart"/>
-      <w:r>
-        <w:rPr>
-          <w:rFonts w:asciiTheme="minorHAnsi" w:hAnsiTheme="minorHAnsi" w:cstheme="minorHAnsi"/>
-          <w:sz w:val="26"/>
-          <w:szCs w:val="26"/>
-        </w:rPr>
-        <w:t>developed</w:t>
-      </w:r>
-      <w:proofErr w:type="gramEnd"/>
-      <w:r>
-        <w:rPr>
-          <w:rFonts w:asciiTheme="minorHAnsi" w:hAnsiTheme="minorHAnsi" w:cstheme="minorHAnsi"/>
-          <w:sz w:val="26"/>
-          <w:szCs w:val="26"/>
-        </w:rPr>
-        <w:t xml:space="preserve"> and taught courses in information systems, programming languages, and computer organization.</w:t>
-      </w:r>
-    </w:p>
-    <w:p>
-      <w:pPr>
-        <w:pStyle w:val="NoSpacing"/>
-        <w:ind w:left="720"/>
-        <w:rPr>
-          <w:rFonts w:asciiTheme="minorHAnsi" w:hAnsiTheme="minorHAnsi" w:cstheme="minorHAnsi"/>
+        <w:t>M</w:t>
+      </w:r>
+      <w:r>
+        <w:rPr>
+          <w:rFonts w:asciiTheme="minorHAnsi" w:hAnsiTheme="minorHAnsi" w:cstheme="minorHAnsi"/>
+          <w:sz w:val="26"/>
+          <w:szCs w:val="26"/>
+        </w:rPr>
+        <w:t>aintain</w:t>
+      </w:r>
+      <w:r>
+        <w:rPr>
+          <w:rFonts w:asciiTheme="minorHAnsi" w:hAnsiTheme="minorHAnsi" w:cstheme="minorHAnsi"/>
+          <w:sz w:val="26"/>
+          <w:szCs w:val="26"/>
+        </w:rPr>
+        <w:t>ed</w:t>
+      </w:r>
+      <w:r>
+        <w:rPr>
+          <w:rFonts w:asciiTheme="minorHAnsi" w:hAnsiTheme="minorHAnsi" w:cstheme="minorHAnsi"/>
+          <w:sz w:val="26"/>
+          <w:szCs w:val="26"/>
+        </w:rPr>
+        <w:t xml:space="preserve"> public peace, enforc</w:t>
+      </w:r>
+      <w:r>
+        <w:rPr>
+          <w:rFonts w:asciiTheme="minorHAnsi" w:hAnsiTheme="minorHAnsi" w:cstheme="minorHAnsi"/>
+          <w:sz w:val="26"/>
+          <w:szCs w:val="26"/>
+        </w:rPr>
+        <w:t>ed</w:t>
+      </w:r>
+      <w:r>
+        <w:rPr>
+          <w:rFonts w:asciiTheme="minorHAnsi" w:hAnsiTheme="minorHAnsi" w:cstheme="minorHAnsi"/>
+          <w:sz w:val="26"/>
+          <w:szCs w:val="26"/>
+        </w:rPr>
+        <w:t xml:space="preserve"> federal and provincial laws, prevent</w:t>
+      </w:r>
+      <w:r>
+        <w:rPr>
+          <w:rFonts w:asciiTheme="minorHAnsi" w:hAnsiTheme="minorHAnsi" w:cstheme="minorHAnsi"/>
+          <w:sz w:val="26"/>
+          <w:szCs w:val="26"/>
+        </w:rPr>
+        <w:t>ed</w:t>
+      </w:r>
+      <w:r>
+        <w:rPr>
+          <w:rFonts w:asciiTheme="minorHAnsi" w:hAnsiTheme="minorHAnsi" w:cstheme="minorHAnsi"/>
+          <w:sz w:val="26"/>
+          <w:szCs w:val="26"/>
+        </w:rPr>
+        <w:t xml:space="preserve"> crime, </w:t>
+      </w:r>
+      <w:r>
+        <w:rPr>
+          <w:rFonts w:asciiTheme="minorHAnsi" w:hAnsiTheme="minorHAnsi" w:cstheme="minorHAnsi"/>
+          <w:sz w:val="26"/>
+          <w:szCs w:val="26"/>
+        </w:rPr>
+        <w:t xml:space="preserve">conducted investigations, </w:t>
+      </w:r>
+      <w:r>
+        <w:rPr>
+          <w:rFonts w:asciiTheme="minorHAnsi" w:hAnsiTheme="minorHAnsi" w:cstheme="minorHAnsi"/>
+          <w:sz w:val="26"/>
+          <w:szCs w:val="26"/>
+        </w:rPr>
+        <w:t>assist</w:t>
+      </w:r>
+      <w:r>
+        <w:rPr>
+          <w:rFonts w:asciiTheme="minorHAnsi" w:hAnsiTheme="minorHAnsi" w:cstheme="minorHAnsi"/>
+          <w:sz w:val="26"/>
+          <w:szCs w:val="26"/>
+        </w:rPr>
+        <w:t>ed</w:t>
+      </w:r>
+      <w:r>
+        <w:rPr>
+          <w:rFonts w:asciiTheme="minorHAnsi" w:hAnsiTheme="minorHAnsi" w:cstheme="minorHAnsi"/>
+          <w:sz w:val="26"/>
+          <w:szCs w:val="26"/>
+        </w:rPr>
+        <w:t xml:space="preserve"> victims, respond</w:t>
+      </w:r>
+      <w:r>
+        <w:rPr>
+          <w:rFonts w:asciiTheme="minorHAnsi" w:hAnsiTheme="minorHAnsi" w:cstheme="minorHAnsi"/>
+          <w:sz w:val="26"/>
+          <w:szCs w:val="26"/>
+        </w:rPr>
+        <w:t>ed</w:t>
+      </w:r>
+      <w:r>
+        <w:rPr>
+          <w:rFonts w:asciiTheme="minorHAnsi" w:hAnsiTheme="minorHAnsi" w:cstheme="minorHAnsi"/>
+          <w:sz w:val="26"/>
+          <w:szCs w:val="26"/>
+        </w:rPr>
+        <w:t xml:space="preserve"> to emergencies</w:t>
+      </w:r>
+      <w:r>
+        <w:rPr>
+          <w:rFonts w:asciiTheme="minorHAnsi" w:hAnsiTheme="minorHAnsi" w:cstheme="minorHAnsi"/>
+          <w:sz w:val="26"/>
+          <w:szCs w:val="26"/>
+        </w:rPr>
+        <w:t xml:space="preserve"> and made arrests.</w:t>
+      </w:r>
+    </w:p>
+    <w:p>
+      <w:pPr>
+        <w:pStyle w:val="NoSpacing"/>
+        <w:rPr>
+          <w:rFonts w:asciiTheme="minorHAnsi" w:hAnsiTheme="minorHAnsi" w:cstheme="minorHAnsi"/>
+          <w:b/>
+          <w:bCs/>
           <w:sz w:val="16"/>
           <w:szCs w:val="16"/>
         </w:rPr>
@@ -1473,7 +1436,7 @@
           <w:sz w:val="26"/>
           <w:szCs w:val="26"/>
         </w:rPr>
-        <w:t>2002</w:t>
+        <w:t>2007</w:t>
       </w:r>
       <w:r>
         <w:rPr>
@@ -1513,7 +1476,17 @@
           <w:sz w:val="26"/>
           <w:szCs w:val="26"/>
         </w:rPr>
-        <w:t>2006</w:t>
+        <w:t>20</w:t>
+      </w:r>
+      <w:r>
+        <w:rPr>
+          <w:rFonts w:asciiTheme="minorHAnsi" w:hAnsiTheme="minorHAnsi" w:cstheme="minorHAnsi"/>
+          <w:b/>
+          <w:bCs/>
+          <w:sz w:val="26"/>
+          <w:szCs w:val="26"/>
+        </w:rPr>
+        <w:t>08</w:t>
       </w:r>
       <w:r>
         <w:rPr>
@@ -1524,16 +1497,27 @@
           <w:szCs w:val="26"/>
         </w:rPr>
         <w:tab/>
-      </w:r>
-      <w:r>
-        <w:rPr>
-          <w:rFonts w:asciiTheme="minorHAnsi" w:hAnsiTheme="minorHAnsi" w:cstheme="minorHAnsi"/>
-          <w:b/>
-          <w:bCs/>
-          <w:sz w:val="26"/>
-          <w:szCs w:val="26"/>
-        </w:rPr>
-        <w:t xml:space="preserve">Research and Teaching Assistant @ </w:t>
+        <w:t>Computer Science</w:t>
+      </w:r>
+      <w:r>
+        <w:rPr>
+          <w:rFonts w:asciiTheme="minorHAnsi" w:hAnsiTheme="minorHAnsi" w:cstheme="minorHAnsi"/>
+          <w:b/>
+          <w:bCs/>
+          <w:sz w:val="26"/>
+          <w:szCs w:val="26"/>
+        </w:rPr>
+        <w:t xml:space="preserve"> Lecturer</w:t>
+      </w:r>
+      <w:r>
+        <w:rPr>
+          <w:rFonts w:asciiTheme="minorHAnsi" w:hAnsiTheme="minorHAnsi" w:cstheme="minorHAnsi"/>
+          <w:b/>
+          <w:bCs/>
+          <w:sz w:val="26"/>
+          <w:szCs w:val="26"/>
+        </w:rPr>
+        <w:t xml:space="preserve"> @ </w:t>
       </w:r>
       <w:hyperlink r:id="rId13" w:history="1">
         <w:r>
@@ -1577,6 +1561,162 @@
           <w:sz w:val="26"/>
           <w:szCs w:val="26"/>
         </w:rPr>
+        <w:t xml:space="preserve">As an adjunct faculty member, </w:t>
+      </w:r>
+      <w:proofErr w:type="gramStart"/>
+      <w:r>
+        <w:rPr>
+          <w:rFonts w:asciiTheme="minorHAnsi" w:hAnsiTheme="minorHAnsi" w:cstheme="minorHAnsi"/>
+          <w:sz w:val="26"/>
+          <w:szCs w:val="26"/>
+        </w:rPr>
+        <w:t>developed</w:t>
+      </w:r>
+      <w:proofErr w:type="gramEnd"/>
+      <w:r>
+        <w:rPr>
+          <w:rFonts w:asciiTheme="minorHAnsi" w:hAnsiTheme="minorHAnsi" w:cstheme="minorHAnsi"/>
+          <w:sz w:val="26"/>
+          <w:szCs w:val="26"/>
+        </w:rPr>
+        <w:t xml:space="preserve"> and taught courses in information systems, programming languages, and computer organization.</w:t>
+      </w:r>
+    </w:p>
+    <w:p>
+      <w:pPr>
+        <w:pStyle w:val="NoSpacing"/>
+        <w:ind w:left="720"/>
+        <w:rPr>
+          <w:rFonts w:asciiTheme="minorHAnsi" w:hAnsiTheme="minorHAnsi" w:cstheme="minorHAnsi"/>
+          <w:sz w:val="16"/>
+          <w:szCs w:val="16"/>
+        </w:rPr>
+      </w:pPr>
+    </w:p>
+    <w:p>
+      <w:pPr>
+        <w:pStyle w:val="NoSpacing"/>
+        <w:ind w:left="1440" w:hanging="1440"/>
+        <w:rPr>
+          <w:rFonts w:asciiTheme="minorHAnsi" w:hAnsiTheme="minorHAnsi" w:cstheme="minorHAnsi"/>
+          <w:b/>
+          <w:bCs/>
+          <w:sz w:val="26"/>
+          <w:szCs w:val="26"/>
+        </w:rPr>
+      </w:pPr>
+      <w:r>
+        <w:rPr>
+          <w:rFonts w:asciiTheme="minorHAnsi" w:hAnsiTheme="minorHAnsi" w:cstheme="minorHAnsi"/>
+          <w:b/>
+          <w:bCs/>
+          <w:sz w:val="26"/>
+          <w:szCs w:val="26"/>
+        </w:rPr>
+        <w:t>2002</w:t>
+      </w:r>
+      <w:r>
+        <w:rPr>
+          <w:rFonts w:asciiTheme="minorHAnsi" w:hAnsiTheme="minorHAnsi" w:cstheme="minorHAnsi"/>
+          <w:b/>
+          <w:bCs/>
+          <w:sz w:val="26"/>
+          <w:szCs w:val="26"/>
+        </w:rPr>
+        <w:t xml:space="preserve"> </w:t>
+      </w:r>
+      <w:r>
+        <w:rPr>
+          <w:rFonts w:asciiTheme="minorHAnsi" w:hAnsiTheme="minorHAnsi" w:cstheme="minorHAnsi"/>
+          <w:b/>
+          <w:bCs/>
+          <w:sz w:val="26"/>
+          <w:szCs w:val="26"/>
+        </w:rPr>
+        <w:t>-</w:t>
+      </w:r>
+      <w:r>
+        <w:rPr>
+          <w:rFonts w:asciiTheme="minorHAnsi" w:hAnsiTheme="minorHAnsi" w:cstheme="minorHAnsi"/>
+          <w:b/>
+          <w:bCs/>
+          <w:sz w:val="26"/>
+          <w:szCs w:val="26"/>
+        </w:rPr>
+        <w:t xml:space="preserve"> </w:t>
+      </w:r>
+      <w:r>
+        <w:rPr>
+          <w:rFonts w:asciiTheme="minorHAnsi" w:hAnsiTheme="minorHAnsi" w:cstheme="minorHAnsi"/>
+          <w:b/>
+          <w:bCs/>
+          <w:sz w:val="26"/>
+          <w:szCs w:val="26"/>
+        </w:rPr>
+        <w:t>2006</w:t>
+      </w:r>
+      <w:r>
+        <w:rPr>
+          <w:rFonts w:asciiTheme="minorHAnsi" w:hAnsiTheme="minorHAnsi" w:cstheme="minorHAnsi"/>
+          <w:b/>
+          <w:bCs/>
+          <w:sz w:val="26"/>
+          <w:szCs w:val="26"/>
+        </w:rPr>
+        <w:tab/>
+      </w:r>
+      <w:r>
+        <w:rPr>
+          <w:rFonts w:asciiTheme="minorHAnsi" w:hAnsiTheme="minorHAnsi" w:cstheme="minorHAnsi"/>
+          <w:b/>
+          <w:bCs/>
+          <w:sz w:val="26"/>
+          <w:szCs w:val="26"/>
+        </w:rPr>
+        <w:t xml:space="preserve">Research and Teaching Assistant @ </w:t>
+      </w:r>
+      <w:hyperlink r:id="rId14" w:history="1">
+        <w:r>
+          <w:rPr>
+            <w:rStyle w:val="Hyperlink"/>
+            <w:rFonts w:asciiTheme="minorHAnsi" w:hAnsiTheme="minorHAnsi" w:cstheme="minorHAnsi"/>
+            <w:b/>
+            <w:bCs/>
+            <w:color w:val="auto"/>
+            <w:sz w:val="26"/>
+            <w:szCs w:val="26"/>
+            <w:u w:val="none"/>
+          </w:rPr>
+          <w:t>Trent University</w:t>
+        </w:r>
+      </w:hyperlink>
+      <w:r>
+        <w:rPr>
+          <w:rFonts w:asciiTheme="minorHAnsi" w:hAnsiTheme="minorHAnsi" w:cstheme="minorHAnsi"/>
+          <w:b/>
+          <w:bCs/>
+          <w:sz w:val="26"/>
+          <w:szCs w:val="26"/>
+        </w:rPr>
+        <w:t>, Ontario, Canada</w:t>
+      </w:r>
+    </w:p>
+    <w:p>
+      <w:pPr>
+        <w:pStyle w:val="NoSpacing"/>
+        <w:ind w:left="720"/>
+        <w:rPr>
+          <w:rFonts w:asciiTheme="minorHAnsi" w:hAnsiTheme="minorHAnsi" w:cstheme="minorHAnsi"/>
+          <w:sz w:val="26"/>
+          <w:szCs w:val="26"/>
+        </w:rPr>
+      </w:pPr>
+      <w:r>
+        <w:rPr>
+          <w:rFonts w:asciiTheme="minorHAnsi" w:hAnsiTheme="minorHAnsi" w:cstheme="minorHAnsi"/>
+          <w:sz w:val="26"/>
+          <w:szCs w:val="26"/>
+        </w:rPr>
         <w:t xml:space="preserve">Conducted seminars on behalf of faculty members. Developed computer-based simulation models for parallel job scheduling strategies. Co-authored scientific publications. </w:t>
       </w:r>
     </w:p>
@@ -1738,9 +1878,7 @@
         <w:bidi w:val="0"/>
         <w:spacing w:after="200" w:line="276" w:lineRule="auto"/>
         <w:rPr>
-          <w:rFonts w:ascii="Calibri" w:eastAsia="Calibri" w:hAnsi="Calibri" w:cs="Arial"/>
-          <w:b/>
-          <w:bCs/>
+          <w:rFonts w:asciiTheme="minorHAnsi" w:eastAsia="Calibri" w:hAnsiTheme="minorHAnsi" w:cstheme="minorHAnsi"/>
           <w:sz w:val="26"/>
           <w:szCs w:val="26"/>
           <w:lang w:bidi="en-US"/>
@@ -1753,8 +1891,161 @@
           <w:szCs w:val="26"/>
           <w:lang w:bidi="en-US"/>
         </w:rPr>
-        <w:t xml:space="preserve">Coordinated design, installation, and qualification of electronic silicon chip manufacturing equipment. </w:t>
-      </w:r>
+        <w:t>Coordinated design, installation, and qualification of electronic silicon chip manufacturing equipment.</w:t>
+      </w:r>
+    </w:p>
+    <w:p>
+      <w:pPr>
+        <w:pStyle w:val="NoSpacing"/>
+        <w:ind w:left="1440" w:hanging="1440"/>
+        <w:rPr>
+          <w:rFonts w:asciiTheme="minorHAnsi" w:hAnsiTheme="minorHAnsi" w:cstheme="minorHAnsi"/>
+          <w:b/>
+          <w:bCs/>
+          <w:sz w:val="26"/>
+          <w:szCs w:val="26"/>
+        </w:rPr>
+      </w:pPr>
+      <w:r>
+        <w:rPr>
+          <w:rFonts w:asciiTheme="minorHAnsi" w:hAnsiTheme="minorHAnsi" w:cstheme="minorHAnsi"/>
+          <w:b/>
+          <w:bCs/>
+          <w:sz w:val="26"/>
+          <w:szCs w:val="26"/>
+        </w:rPr>
+        <w:t>199</w:t>
+      </w:r>
+      <w:r>
+        <w:rPr>
+          <w:rFonts w:asciiTheme="minorHAnsi" w:hAnsiTheme="minorHAnsi" w:cstheme="minorHAnsi"/>
+          <w:b/>
+          <w:bCs/>
+          <w:sz w:val="26"/>
+          <w:szCs w:val="26"/>
+        </w:rPr>
+        <w:t>6</w:t>
+      </w:r>
+      <w:r>
+        <w:rPr>
+          <w:rFonts w:asciiTheme="minorHAnsi" w:hAnsiTheme="minorHAnsi" w:cstheme="minorHAnsi"/>
+          <w:b/>
+          <w:bCs/>
+          <w:sz w:val="26"/>
+          <w:szCs w:val="26"/>
+        </w:rPr>
+        <w:t xml:space="preserve"> - </w:t>
+      </w:r>
+      <w:r>
+        <w:rPr>
+          <w:rFonts w:asciiTheme="minorHAnsi" w:hAnsiTheme="minorHAnsi" w:cstheme="minorHAnsi"/>
+          <w:b/>
+          <w:bCs/>
+          <w:sz w:val="26"/>
+          <w:szCs w:val="26"/>
+        </w:rPr>
+        <w:t>1997</w:t>
+      </w:r>
+      <w:r>
+        <w:rPr>
+          <w:rFonts w:asciiTheme="minorHAnsi" w:hAnsiTheme="minorHAnsi" w:cstheme="minorHAnsi"/>
+          <w:b/>
+          <w:bCs/>
+          <w:sz w:val="26"/>
+          <w:szCs w:val="26"/>
+        </w:rPr>
+        <w:tab/>
+      </w:r>
+      <w:r>
+        <w:rPr>
+          <w:rFonts w:asciiTheme="minorHAnsi" w:hAnsiTheme="minorHAnsi" w:cstheme="minorHAnsi"/>
+          <w:b/>
+          <w:bCs/>
+          <w:sz w:val="26"/>
+          <w:szCs w:val="26"/>
+        </w:rPr>
+        <w:t>Marine Electrical Officer</w:t>
+      </w:r>
+      <w:r>
+        <w:rPr>
+          <w:rFonts w:asciiTheme="minorHAnsi" w:hAnsiTheme="minorHAnsi" w:cstheme="minorHAnsi"/>
+          <w:b/>
+          <w:bCs/>
+          <w:sz w:val="26"/>
+          <w:szCs w:val="26"/>
+        </w:rPr>
+        <w:t xml:space="preserve"> @ </w:t>
+      </w:r>
+      <w:hyperlink w:history="1">
+        <w:r>
+          <w:rPr>
+            <w:rStyle w:val="Hyperlink"/>
+            <w:rFonts w:asciiTheme="minorHAnsi" w:hAnsiTheme="minorHAnsi" w:cstheme="minorHAnsi"/>
+            <w:b/>
+            <w:bCs/>
+            <w:color w:val="auto"/>
+            <w:sz w:val="26"/>
+            <w:szCs w:val="26"/>
+            <w:u w:val="none"/>
+          </w:rPr>
+          <w:t>Israeli Merchant Fleet</w:t>
+        </w:r>
+      </w:hyperlink>
+      <w:r>
+        <w:t>,</w:t>
+      </w:r>
+      <w:r>
+        <w:rPr>
+          <w:rFonts w:asciiTheme="minorHAnsi" w:hAnsiTheme="minorHAnsi" w:cstheme="minorHAnsi"/>
+          <w:b/>
+          <w:bCs/>
+          <w:sz w:val="26"/>
+          <w:szCs w:val="26"/>
+        </w:rPr>
+        <w:t xml:space="preserve"> Israel</w:t>
+      </w:r>
+    </w:p>
+    <w:p>
+      <w:pPr>
+        <w:pStyle w:val="NoSpacing"/>
+        <w:ind w:left="1440" w:hanging="720"/>
+        <w:rPr>
+          <w:rFonts w:asciiTheme="minorHAnsi" w:hAnsiTheme="minorHAnsi" w:cstheme="minorHAnsi"/>
+          <w:b/>
+          <w:bCs/>
+          <w:sz w:val="26"/>
+          <w:szCs w:val="26"/>
+        </w:rPr>
+      </w:pPr>
+      <w:r>
+        <w:rPr>
+          <w:rFonts w:asciiTheme="minorHAnsi" w:hAnsiTheme="minorHAnsi" w:cstheme="minorHAnsi"/>
+          <w:sz w:val="26"/>
+          <w:szCs w:val="26"/>
+        </w:rPr>
+        <w:t xml:space="preserve">Maintained </w:t>
+      </w:r>
+      <w:r>
+        <w:rPr>
+          <w:rFonts w:asciiTheme="minorHAnsi" w:hAnsiTheme="minorHAnsi" w:cstheme="minorHAnsi"/>
+          <w:sz w:val="26"/>
+          <w:szCs w:val="26"/>
+        </w:rPr>
+        <w:t>secure operational condition of naval electrical systems.</w:t>
+      </w:r>
+    </w:p>
+    <w:p>
+      <w:pPr>
+        <w:pStyle w:val="ListParagraph"/>
+        <w:bidi w:val="0"/>
+        <w:spacing w:after="200" w:line="276" w:lineRule="auto"/>
+        <w:rPr>
+          <w:rFonts w:asciiTheme="minorHAnsi" w:eastAsia="Calibri" w:hAnsiTheme="minorHAnsi" w:cstheme="minorHAnsi"/>
+          <w:sz w:val="26"/>
+          <w:szCs w:val="26"/>
+          <w:lang w:bidi="en-US"/>
+        </w:rPr>
+      </w:pPr>
     </w:p>
     <w:p>
       <w:pPr>
@@ -1792,6 +2083,118 @@
           <w:szCs w:val="26"/>
         </w:rPr>
       </w:pPr>
+      <w:r>
+        <w:rPr>
+          <w:rFonts w:asciiTheme="minorHAnsi" w:hAnsiTheme="minorHAnsi" w:cstheme="minorHAnsi"/>
+          <w:b/>
+          <w:bCs/>
+          <w:sz w:val="26"/>
+          <w:szCs w:val="26"/>
+        </w:rPr>
+        <w:t>200</w:t>
+      </w:r>
+      <w:r>
+        <w:rPr>
+          <w:rFonts w:asciiTheme="minorHAnsi" w:hAnsiTheme="minorHAnsi" w:cstheme="minorHAnsi"/>
+          <w:b/>
+          <w:bCs/>
+          <w:sz w:val="26"/>
+          <w:szCs w:val="26"/>
+        </w:rPr>
+        <w:t>8</w:t>
+      </w:r>
+      <w:r>
+        <w:rPr>
+          <w:rFonts w:asciiTheme="minorHAnsi" w:hAnsiTheme="minorHAnsi" w:cstheme="minorHAnsi"/>
+          <w:b/>
+          <w:bCs/>
+          <w:sz w:val="26"/>
+          <w:szCs w:val="26"/>
+        </w:rPr>
+        <w:t xml:space="preserve"> </w:t>
+      </w:r>
+      <w:r>
+        <w:rPr>
+          <w:rFonts w:asciiTheme="minorHAnsi" w:hAnsiTheme="minorHAnsi" w:cstheme="minorHAnsi"/>
+          <w:b/>
+          <w:bCs/>
+          <w:sz w:val="26"/>
+          <w:szCs w:val="26"/>
+        </w:rPr>
+        <w:t>–</w:t>
+      </w:r>
+      <w:r>
+        <w:rPr>
+          <w:rFonts w:asciiTheme="minorHAnsi" w:hAnsiTheme="minorHAnsi" w:cstheme="minorHAnsi"/>
+          <w:b/>
+          <w:bCs/>
+          <w:sz w:val="26"/>
+          <w:szCs w:val="26"/>
+        </w:rPr>
+        <w:t xml:space="preserve"> </w:t>
+      </w:r>
+      <w:r>
+        <w:rPr>
+          <w:rFonts w:asciiTheme="minorHAnsi" w:hAnsiTheme="minorHAnsi" w:cstheme="minorHAnsi"/>
+          <w:b/>
+          <w:bCs/>
+          <w:sz w:val="26"/>
+          <w:szCs w:val="26"/>
+        </w:rPr>
+        <w:t>200</w:t>
+      </w:r>
+      <w:r>
+        <w:rPr>
+          <w:rFonts w:asciiTheme="minorHAnsi" w:hAnsiTheme="minorHAnsi" w:cstheme="minorHAnsi"/>
+          <w:b/>
+          <w:bCs/>
+          <w:sz w:val="26"/>
+          <w:szCs w:val="26"/>
+        </w:rPr>
+        <w:t>9</w:t>
+      </w:r>
+      <w:r>
+        <w:rPr>
+          <w:rFonts w:asciiTheme="minorHAnsi" w:hAnsiTheme="minorHAnsi" w:cstheme="minorHAnsi"/>
+          <w:b/>
+          <w:bCs/>
+          <w:sz w:val="26"/>
+          <w:szCs w:val="26"/>
+        </w:rPr>
+        <w:tab/>
+      </w:r>
+      <w:r>
+        <w:rPr>
+          <w:rFonts w:asciiTheme="minorHAnsi" w:hAnsiTheme="minorHAnsi" w:cstheme="minorHAnsi"/>
+          <w:sz w:val="26"/>
+          <w:szCs w:val="26"/>
+        </w:rPr>
+        <w:t>Diploma of Basic Constable Training @ Ontario Police College</w:t>
+      </w:r>
+      <w:r>
+        <w:rPr>
+          <w:rFonts w:asciiTheme="minorHAnsi" w:hAnsiTheme="minorHAnsi" w:cstheme="minorHAnsi"/>
+          <w:sz w:val="26"/>
+          <w:szCs w:val="26"/>
+        </w:rPr>
+        <w:t xml:space="preserve"> and </w:t>
+      </w:r>
+      <w:r>
+        <w:rPr>
+          <w:rFonts w:asciiTheme="minorHAnsi" w:hAnsiTheme="minorHAnsi" w:cstheme="minorHAnsi"/>
+          <w:sz w:val="26"/>
+          <w:szCs w:val="26"/>
+        </w:rPr>
+        <w:t>Ontario Provincial Police Academy</w:t>
+      </w:r>
+      <w:r>
+        <w:rPr>
+          <w:rFonts w:asciiTheme="minorHAnsi" w:hAnsiTheme="minorHAnsi" w:cstheme="minorHAnsi"/>
+          <w:sz w:val="26"/>
+          <w:szCs w:val="26"/>
+        </w:rPr>
+        <w:t>, Ontario, Canada</w:t>
+      </w:r>
     </w:p>
     <w:p>
       <w:pPr>
@@ -1799,6 +2202,19 @@
         <w:ind w:left="1440" w:hanging="1440"/>
         <w:rPr>
           <w:rFonts w:asciiTheme="minorHAnsi" w:hAnsiTheme="minorHAnsi" w:cstheme="minorHAnsi"/>
+          <w:b/>
+          <w:bCs/>
+          <w:sz w:val="26"/>
+          <w:szCs w:val="26"/>
+        </w:rPr>
+      </w:pPr>
+    </w:p>
+    <w:p>
+      <w:pPr>
+        <w:pStyle w:val="NoSpacing"/>
+        <w:ind w:left="1440" w:hanging="1440"/>
+        <w:rPr>
+          <w:rFonts w:asciiTheme="minorHAnsi" w:hAnsiTheme="minorHAnsi" w:cstheme="minorHAnsi"/>
           <w:sz w:val="26"/>
           <w:szCs w:val="26"/>
         </w:rPr>
@@ -1866,10 +2282,20 @@
       <w:r>
         <w:rPr>
           <w:rFonts w:asciiTheme="minorHAnsi" w:hAnsiTheme="minorHAnsi" w:cstheme="minorHAnsi"/>
-          <w:sz w:val="26"/>
-          <w:szCs w:val="26"/>
-        </w:rPr>
-        <w:t xml:space="preserve">Master of Science in Computer Science @ </w:t>
+          <w:b/>
+          <w:bCs/>
+          <w:sz w:val="26"/>
+          <w:szCs w:val="26"/>
+        </w:rPr>
+        <w:t>Master of Science in Computer Science</w:t>
+      </w:r>
+      <w:r>
+        <w:rPr>
+          <w:rFonts w:asciiTheme="minorHAnsi" w:hAnsiTheme="minorHAnsi" w:cstheme="minorHAnsi"/>
+          <w:sz w:val="26"/>
+          <w:szCs w:val="26"/>
+        </w:rPr>
+        <w:t xml:space="preserve"> @ </w:t>
       </w:r>
       <w:hyperlink w:history="1">
         <w:r>
@@ -2390,6 +2816,48 @@
           <w:sz w:val="26"/>
           <w:szCs w:val="26"/>
         </w:rPr>
+        <w:t>Google Gemini</w:t>
+      </w:r>
+      <w:r>
+        <w:rPr>
+          <w:rFonts w:asciiTheme="minorHAnsi" w:hAnsiTheme="minorHAnsi" w:cstheme="minorHAnsi"/>
+          <w:sz w:val="26"/>
+          <w:szCs w:val="26"/>
+        </w:rPr>
+        <w:t xml:space="preserve">, </w:t>
+      </w:r>
+      <w:r>
+        <w:rPr>
+          <w:rFonts w:asciiTheme="minorHAnsi" w:hAnsiTheme="minorHAnsi" w:cstheme="minorHAnsi"/>
+          <w:sz w:val="26"/>
+          <w:szCs w:val="26"/>
+        </w:rPr>
+        <w:t xml:space="preserve">Google </w:t>
+      </w:r>
+      <w:proofErr w:type="spellStart"/>
+      <w:r>
+        <w:rPr>
+          <w:rFonts w:asciiTheme="minorHAnsi" w:hAnsiTheme="minorHAnsi" w:cstheme="minorHAnsi"/>
+          <w:sz w:val="26"/>
+          <w:szCs w:val="26"/>
+        </w:rPr>
+        <w:t>NotebookLM</w:t>
+      </w:r>
+      <w:proofErr w:type="spellEnd"/>
+      <w:r>
+        <w:rPr>
+          <w:rFonts w:asciiTheme="minorHAnsi" w:hAnsiTheme="minorHAnsi" w:cstheme="minorHAnsi"/>
+          <w:sz w:val="26"/>
+          <w:szCs w:val="26"/>
+        </w:rPr>
+        <w:t xml:space="preserve">, </w:t>
+      </w:r>
+      <w:r>
+        <w:rPr>
+          <w:rFonts w:asciiTheme="minorHAnsi" w:hAnsiTheme="minorHAnsi" w:cstheme="minorHAnsi"/>
+          <w:sz w:val="26"/>
+          <w:szCs w:val="26"/>
+        </w:rPr>
         <w:t>Grammarly</w:t>
       </w:r>
     </w:p>
@@ -2794,6 +3262,152 @@
           <w:bottom w:val="single" w:sz="4" w:space="1" w:color="auto"/>
         </w:pBdr>
         <w:rPr>
+          <w:b/>
+          <w:bCs/>
+          <w:sz w:val="26"/>
+          <w:szCs w:val="26"/>
+        </w:rPr>
+      </w:pPr>
+      <w:r>
+        <w:rPr>
+          <w:b/>
+          <w:bCs/>
+          <w:sz w:val="26"/>
+          <w:szCs w:val="26"/>
+        </w:rPr>
+        <w:t>LANGUAGES</w:t>
+      </w:r>
+    </w:p>
+    <w:p>
+      <w:pPr>
+        <w:pStyle w:val="NoSpacing"/>
+        <w:ind w:left="720"/>
+        <w:rPr>
+          <w:rFonts w:asciiTheme="minorHAnsi" w:eastAsia="Times New Roman" w:hAnsiTheme="minorHAnsi" w:cs="Times New Roman"/>
+          <w:sz w:val="26"/>
+          <w:szCs w:val="26"/>
+          <w:lang w:bidi="he-IL"/>
+        </w:rPr>
+      </w:pPr>
+    </w:p>
+    <w:p>
+      <w:pPr>
+        <w:pStyle w:val="NoSpacing"/>
+        <w:numPr>
+          <w:ilvl w:val="0"/>
+          <w:numId w:val="7"/>
+        </w:numPr>
+        <w:rPr>
+          <w:rFonts w:asciiTheme="minorHAnsi" w:eastAsia="Times New Roman" w:hAnsiTheme="minorHAnsi" w:cs="Times New Roman"/>
+          <w:sz w:val="26"/>
+          <w:szCs w:val="26"/>
+          <w:lang w:bidi="he-IL"/>
+        </w:rPr>
+      </w:pPr>
+      <w:r>
+        <w:rPr>
+          <w:rFonts w:asciiTheme="minorHAnsi" w:eastAsia="Times New Roman" w:hAnsiTheme="minorHAnsi" w:cs="Times New Roman"/>
+          <w:sz w:val="26"/>
+          <w:szCs w:val="26"/>
+          <w:lang w:bidi="he-IL"/>
+        </w:rPr>
+        <w:t>English, Hebrew, Russian</w:t>
+      </w:r>
+    </w:p>
+    <w:p>
+      <w:pPr>
+        <w:pStyle w:val="NoSpacing"/>
+        <w:pBdr>
+          <w:bottom w:val="single" w:sz="4" w:space="1" w:color="auto"/>
+        </w:pBdr>
+        <w:rPr>
+          <w:b/>
+          <w:bCs/>
+          <w:sz w:val="26"/>
+          <w:szCs w:val="26"/>
+        </w:rPr>
+      </w:pPr>
+    </w:p>
+    <w:p>
+      <w:pPr>
+        <w:pStyle w:val="NoSpacing"/>
+        <w:pBdr>
+          <w:bottom w:val="single" w:sz="4" w:space="1" w:color="auto"/>
+        </w:pBdr>
+        <w:rPr>
+          <w:b/>
+          <w:bCs/>
+          <w:sz w:val="26"/>
+          <w:szCs w:val="26"/>
+        </w:rPr>
+      </w:pPr>
+      <w:r>
+        <w:rPr>
+          <w:b/>
+          <w:bCs/>
+          <w:sz w:val="26"/>
+          <w:szCs w:val="26"/>
+        </w:rPr>
+        <w:t>SECURITY</w:t>
+      </w:r>
+    </w:p>
+    <w:p>
+      <w:pPr>
+        <w:pStyle w:val="NoSpacing"/>
+        <w:ind w:left="720"/>
+        <w:rPr>
+          <w:rFonts w:asciiTheme="minorHAnsi" w:eastAsia="Times New Roman" w:hAnsiTheme="minorHAnsi" w:cs="Times New Roman"/>
+          <w:sz w:val="26"/>
+          <w:szCs w:val="26"/>
+          <w:lang w:bidi="he-IL"/>
+        </w:rPr>
+      </w:pPr>
+    </w:p>
+    <w:p>
+      <w:pPr>
+        <w:pStyle w:val="NoSpacing"/>
+        <w:numPr>
+          <w:ilvl w:val="0"/>
+          <w:numId w:val="7"/>
+        </w:numPr>
+        <w:rPr>
+          <w:rFonts w:asciiTheme="minorHAnsi" w:eastAsia="Times New Roman" w:hAnsiTheme="minorHAnsi" w:cs="Times New Roman"/>
+          <w:sz w:val="26"/>
+          <w:szCs w:val="26"/>
+          <w:lang w:bidi="he-IL"/>
+        </w:rPr>
+      </w:pPr>
+      <w:r>
+        <w:rPr>
+          <w:rFonts w:asciiTheme="minorHAnsi" w:eastAsia="Times New Roman" w:hAnsiTheme="minorHAnsi" w:cs="Times New Roman"/>
+          <w:sz w:val="26"/>
+          <w:szCs w:val="26"/>
+          <w:lang w:bidi="he-IL"/>
+        </w:rPr>
+        <w:t>Top secret (Level 3) security clearance</w:t>
+      </w:r>
+    </w:p>
+    <w:p>
+      <w:pPr>
+        <w:pStyle w:val="NoSpacing"/>
+        <w:pBdr>
+          <w:bottom w:val="single" w:sz="4" w:space="1" w:color="auto"/>
+        </w:pBdr>
+        <w:rPr>
+          <w:b/>
+          <w:bCs/>
+          <w:sz w:val="26"/>
+          <w:szCs w:val="26"/>
+        </w:rPr>
+      </w:pPr>
+    </w:p>
+    <w:p>
+      <w:pPr>
+        <w:pStyle w:val="NoSpacing"/>
+        <w:pBdr>
+          <w:bottom w:val="single" w:sz="4" w:space="1" w:color="auto"/>
+        </w:pBdr>
+        <w:rPr>
           <w:sz w:val="26"/>
           <w:szCs w:val="26"/>
         </w:rPr>
@@ -2935,8 +3549,8 @@
       </w:r>
     </w:p>
     <w:sectPr>
-      <w:headerReference w:type="default" r:id="rId14"/>
-      <w:footerReference w:type="default" r:id="rId15"/>
+      <w:headerReference w:type="default" r:id="rId15"/>
+      <w:footerReference w:type="default" r:id="rId16"/>
       <w:pgSz w:w="11906" w:h="16838"/>
       <w:pgMar w:top="1152" w:right="720" w:bottom="1152" w:left="720" w:header="0" w:footer="706" w:gutter="0"/>
       <w:cols w:space="708"/>
@@ -4526,7 +5140,6 @@
   <w:style w:type="character" w:default="1" w:styleId="DefaultParagraphFont">
     <w:name w:val="Default Paragraph Font"/>
     <w:uiPriority w:val="1"/>
-    <w:semiHidden/>
     <w:unhideWhenUsed/>
   </w:style>
   <w:style w:type="table" w:default="1" w:styleId="TableNormal">

--- a/Resume/Mikhail Jacques CV.docx
+++ b/Resume/Mikhail Jacques CV.docx
@@ -159,8 +159,8 @@
               <w:spacing w:line="276" w:lineRule="auto"/>
               <w:rPr>
                 <w:color w:val="0000FF"/>
-                <w:sz w:val="26"/>
-                <w:szCs w:val="26"/>
+                <w:sz w:val="16"/>
+                <w:szCs w:val="16"/>
                 <w:u w:val="single"/>
               </w:rPr>
             </w:pPr>
@@ -253,8 +253,8 @@
         <w:ind w:left="720"/>
         <w:rPr>
           <w:rFonts w:asciiTheme="minorHAnsi" w:eastAsia="Times New Roman" w:hAnsiTheme="minorHAnsi" w:cs="Times New Roman"/>
-          <w:sz w:val="26"/>
-          <w:szCs w:val="26"/>
+          <w:sz w:val="16"/>
+          <w:szCs w:val="16"/>
           <w:lang w:bidi="he-IL"/>
         </w:rPr>
       </w:pPr>
@@ -446,7 +446,6 @@
           <w:lang w:bidi="he-IL"/>
         </w:rPr>
       </w:pPr>
-      <w:proofErr w:type="gramStart"/>
       <w:r>
         <w:rPr>
           <w:rFonts w:asciiTheme="minorHAnsi" w:eastAsia="Times New Roman" w:hAnsiTheme="minorHAnsi" w:cs="Times New Roman"/>
@@ -454,9 +453,8 @@
           <w:szCs w:val="26"/>
           <w:lang w:bidi="he-IL"/>
         </w:rPr>
-        <w:t>Highly</w:t>
-      </w:r>
-      <w:proofErr w:type="gramEnd"/>
+        <w:t>S</w:t>
+      </w:r>
       <w:r>
         <w:rPr>
           <w:rFonts w:asciiTheme="minorHAnsi" w:eastAsia="Times New Roman" w:hAnsiTheme="minorHAnsi" w:cs="Times New Roman"/>
@@ -464,7 +462,7 @@
           <w:szCs w:val="26"/>
           <w:lang w:bidi="he-IL"/>
         </w:rPr>
-        <w:t xml:space="preserve"> skilled</w:t>
+        <w:t>killed</w:t>
       </w:r>
       <w:r>
         <w:rPr>
@@ -486,8 +484,8 @@
         <w:rPr>
           <w:b/>
           <w:bCs/>
-          <w:sz w:val="26"/>
-          <w:szCs w:val="26"/>
+          <w:sz w:val="16"/>
+          <w:szCs w:val="16"/>
         </w:rPr>
       </w:pPr>
     </w:p>
@@ -858,25 +856,7 @@
           <w:sz w:val="26"/>
           <w:szCs w:val="26"/>
         </w:rPr>
-        <w:t xml:space="preserve">Developed </w:t>
-      </w:r>
-      <w:proofErr w:type="spellStart"/>
-      <w:r>
-        <w:rPr>
-          <w:rFonts w:asciiTheme="minorHAnsi" w:hAnsiTheme="minorHAnsi" w:cstheme="minorHAnsi"/>
-          <w:sz w:val="26"/>
-          <w:szCs w:val="26"/>
-        </w:rPr>
-        <w:t>LeanFT</w:t>
-      </w:r>
-      <w:proofErr w:type="spellEnd"/>
-      <w:r>
-        <w:rPr>
-          <w:rFonts w:asciiTheme="minorHAnsi" w:hAnsiTheme="minorHAnsi" w:cstheme="minorHAnsi"/>
-          <w:sz w:val="26"/>
-          <w:szCs w:val="26"/>
-        </w:rPr>
-        <w:t>, a proprietary automated software tool, using C# and Java.</w:t>
+        <w:t>Developed LeanFT, a proprietary automated software tool, using C# and Java.</w:t>
       </w:r>
     </w:p>
     <w:p>
@@ -1064,7 +1044,6 @@
         <w:t xml:space="preserve">Software Engineer @ </w:t>
       </w:r>
       <w:hyperlink w:history="1">
-        <w:proofErr w:type="spellStart"/>
         <w:r>
           <w:rPr>
             <w:rStyle w:val="Hyperlink"/>
@@ -1078,7 +1057,6 @@
           </w:rPr>
           <w:t>TrioSoft</w:t>
         </w:r>
-        <w:proofErr w:type="spellEnd"/>
       </w:hyperlink>
       <w:r>
         <w:rPr>
@@ -1150,8 +1128,8 @@
           <w:rFonts w:asciiTheme="minorHAnsi" w:hAnsiTheme="minorHAnsi" w:cstheme="minorHAnsi"/>
           <w:b/>
           <w:bCs/>
-          <w:sz w:val="26"/>
-          <w:szCs w:val="26"/>
+          <w:sz w:val="16"/>
+          <w:szCs w:val="16"/>
         </w:rPr>
       </w:pPr>
     </w:p>
@@ -1175,6 +1153,137 @@
           <w:sz w:val="26"/>
           <w:szCs w:val="26"/>
         </w:rPr>
+        <w:t>20</w:t>
+      </w:r>
+      <w:r>
+        <w:rPr>
+          <w:rFonts w:asciiTheme="minorHAnsi" w:hAnsiTheme="minorHAnsi" w:cstheme="minorHAnsi"/>
+          <w:b/>
+          <w:bCs/>
+          <w:sz w:val="26"/>
+          <w:szCs w:val="26"/>
+        </w:rPr>
+        <w:t>10</w:t>
+      </w:r>
+      <w:r>
+        <w:rPr>
+          <w:rFonts w:asciiTheme="minorHAnsi" w:hAnsiTheme="minorHAnsi" w:cstheme="minorHAnsi"/>
+          <w:b/>
+          <w:bCs/>
+          <w:sz w:val="26"/>
+          <w:szCs w:val="26"/>
+        </w:rPr>
+        <w:t xml:space="preserve"> - </w:t>
+      </w:r>
+      <w:r>
+        <w:rPr>
+          <w:rFonts w:asciiTheme="minorHAnsi" w:hAnsiTheme="minorHAnsi" w:cstheme="minorHAnsi"/>
+          <w:b/>
+          <w:bCs/>
+          <w:sz w:val="26"/>
+          <w:szCs w:val="26"/>
+        </w:rPr>
+        <w:t>20</w:t>
+      </w:r>
+      <w:r>
+        <w:rPr>
+          <w:rFonts w:asciiTheme="minorHAnsi" w:hAnsiTheme="minorHAnsi" w:cstheme="minorHAnsi"/>
+          <w:b/>
+          <w:bCs/>
+          <w:sz w:val="26"/>
+          <w:szCs w:val="26"/>
+        </w:rPr>
+        <w:t>10</w:t>
+      </w:r>
+      <w:r>
+        <w:rPr>
+          <w:rFonts w:asciiTheme="minorHAnsi" w:hAnsiTheme="minorHAnsi" w:cstheme="minorHAnsi"/>
+          <w:b/>
+          <w:bCs/>
+          <w:sz w:val="26"/>
+          <w:szCs w:val="26"/>
+        </w:rPr>
+        <w:tab/>
+        <w:t xml:space="preserve">Computer Science Lecturer @ </w:t>
+      </w:r>
+      <w:hyperlink r:id="rId12" w:history="1">
+        <w:r>
+          <w:rPr>
+            <w:rStyle w:val="Hyperlink"/>
+            <w:rFonts w:asciiTheme="minorHAnsi" w:hAnsiTheme="minorHAnsi" w:cstheme="minorHAnsi"/>
+            <w:b/>
+            <w:bCs/>
+            <w:color w:val="auto"/>
+            <w:sz w:val="26"/>
+            <w:szCs w:val="26"/>
+            <w:u w:val="none"/>
+          </w:rPr>
+          <w:t>Trent University</w:t>
+        </w:r>
+      </w:hyperlink>
+      <w:r>
+        <w:rPr>
+          <w:rFonts w:asciiTheme="minorHAnsi" w:hAnsiTheme="minorHAnsi" w:cstheme="minorHAnsi"/>
+          <w:b/>
+          <w:bCs/>
+          <w:sz w:val="26"/>
+          <w:szCs w:val="26"/>
+        </w:rPr>
+        <w:t>, Ontario, Canada</w:t>
+      </w:r>
+    </w:p>
+    <w:p>
+      <w:pPr>
+        <w:pStyle w:val="NoSpacing"/>
+        <w:ind w:left="720"/>
+        <w:rPr>
+          <w:rFonts w:asciiTheme="minorHAnsi" w:hAnsiTheme="minorHAnsi" w:cstheme="minorHAnsi"/>
+          <w:sz w:val="26"/>
+          <w:szCs w:val="26"/>
+        </w:rPr>
+      </w:pPr>
+      <w:r>
+        <w:rPr>
+          <w:rFonts w:asciiTheme="minorHAnsi" w:hAnsiTheme="minorHAnsi" w:cstheme="minorHAnsi"/>
+          <w:sz w:val="26"/>
+          <w:szCs w:val="26"/>
+        </w:rPr>
+        <w:t>Developed and delivered courses related to information systems.</w:t>
+      </w:r>
+    </w:p>
+    <w:p>
+      <w:pPr>
+        <w:pStyle w:val="NoSpacing"/>
+        <w:ind w:left="1440" w:hanging="1440"/>
+        <w:rPr>
+          <w:rFonts w:asciiTheme="minorHAnsi" w:hAnsiTheme="minorHAnsi" w:cstheme="minorHAnsi"/>
+          <w:b/>
+          <w:bCs/>
+          <w:sz w:val="16"/>
+          <w:szCs w:val="16"/>
+        </w:rPr>
+      </w:pPr>
+    </w:p>
+    <w:p>
+      <w:pPr>
+        <w:pStyle w:val="NoSpacing"/>
+        <w:ind w:left="1440" w:hanging="1440"/>
+        <w:rPr>
+          <w:rFonts w:asciiTheme="minorHAnsi" w:hAnsiTheme="minorHAnsi" w:cstheme="minorHAnsi"/>
+          <w:b/>
+          <w:bCs/>
+          <w:sz w:val="26"/>
+          <w:szCs w:val="26"/>
+        </w:rPr>
+      </w:pPr>
+      <w:r>
+        <w:rPr>
+          <w:rFonts w:asciiTheme="minorHAnsi" w:hAnsiTheme="minorHAnsi" w:cstheme="minorHAnsi"/>
+          <w:b/>
+          <w:bCs/>
+          <w:sz w:val="26"/>
+          <w:szCs w:val="26"/>
+        </w:rPr>
         <w:t>200</w:t>
       </w:r>
       <w:r>
@@ -1185,17 +1294,7 @@
           <w:sz w:val="26"/>
           <w:szCs w:val="26"/>
         </w:rPr>
-        <w:t>8</w:t>
-      </w:r>
-      <w:r>
-        <w:rPr>
-          <w:rFonts w:asciiTheme="minorHAnsi" w:hAnsiTheme="minorHAnsi" w:cstheme="minorHAnsi"/>
-          <w:b/>
-          <w:bCs/>
-          <w:sz w:val="26"/>
-          <w:szCs w:val="26"/>
-        </w:rPr>
-        <w:t xml:space="preserve"> - </w:t>
+        <w:t xml:space="preserve">8 - </w:t>
       </w:r>
       <w:r>
         <w:rPr>
@@ -1247,7 +1346,7 @@
         </w:rPr>
         <w:t xml:space="preserve"> @ </w:t>
       </w:r>
-      <w:hyperlink r:id="rId12" w:history="1">
+      <w:hyperlink r:id="rId13" w:history="1">
         <w:r>
           <w:rPr>
             <w:rStyle w:val="Hyperlink"/>
@@ -1518,162 +1617,6 @@
           <w:szCs w:val="26"/>
         </w:rPr>
         <w:t xml:space="preserve"> @ </w:t>
-      </w:r>
-      <w:hyperlink r:id="rId13" w:history="1">
-        <w:r>
-          <w:rPr>
-            <w:rStyle w:val="Hyperlink"/>
-            <w:rFonts w:asciiTheme="minorHAnsi" w:hAnsiTheme="minorHAnsi" w:cstheme="minorHAnsi"/>
-            <w:b/>
-            <w:bCs/>
-            <w:color w:val="auto"/>
-            <w:sz w:val="26"/>
-            <w:szCs w:val="26"/>
-            <w:u w:val="none"/>
-          </w:rPr>
-          <w:t>Trent University</w:t>
-        </w:r>
-      </w:hyperlink>
-      <w:r>
-        <w:rPr>
-          <w:rFonts w:asciiTheme="minorHAnsi" w:hAnsiTheme="minorHAnsi" w:cstheme="minorHAnsi"/>
-          <w:b/>
-          <w:bCs/>
-          <w:sz w:val="26"/>
-          <w:szCs w:val="26"/>
-        </w:rPr>
-        <w:t>, Ontario, Canada</w:t>
-      </w:r>
-    </w:p>
-    <w:p>
-      <w:pPr>
-        <w:pStyle w:val="NoSpacing"/>
-        <w:ind w:left="720"/>
-        <w:rPr>
-          <w:rFonts w:asciiTheme="minorHAnsi" w:hAnsiTheme="minorHAnsi" w:cstheme="minorHAnsi"/>
-          <w:sz w:val="26"/>
-          <w:szCs w:val="26"/>
-        </w:rPr>
-      </w:pPr>
-      <w:r>
-        <w:rPr>
-          <w:rFonts w:asciiTheme="minorHAnsi" w:hAnsiTheme="minorHAnsi" w:cstheme="minorHAnsi"/>
-          <w:sz w:val="26"/>
-          <w:szCs w:val="26"/>
-        </w:rPr>
-        <w:t xml:space="preserve">As an adjunct faculty member, </w:t>
-      </w:r>
-      <w:proofErr w:type="gramStart"/>
-      <w:r>
-        <w:rPr>
-          <w:rFonts w:asciiTheme="minorHAnsi" w:hAnsiTheme="minorHAnsi" w:cstheme="minorHAnsi"/>
-          <w:sz w:val="26"/>
-          <w:szCs w:val="26"/>
-        </w:rPr>
-        <w:t>developed</w:t>
-      </w:r>
-      <w:proofErr w:type="gramEnd"/>
-      <w:r>
-        <w:rPr>
-          <w:rFonts w:asciiTheme="minorHAnsi" w:hAnsiTheme="minorHAnsi" w:cstheme="minorHAnsi"/>
-          <w:sz w:val="26"/>
-          <w:szCs w:val="26"/>
-        </w:rPr>
-        <w:t xml:space="preserve"> and taught courses in information systems, programming languages, and computer organization.</w:t>
-      </w:r>
-    </w:p>
-    <w:p>
-      <w:pPr>
-        <w:pStyle w:val="NoSpacing"/>
-        <w:ind w:left="720"/>
-        <w:rPr>
-          <w:rFonts w:asciiTheme="minorHAnsi" w:hAnsiTheme="minorHAnsi" w:cstheme="minorHAnsi"/>
-          <w:sz w:val="16"/>
-          <w:szCs w:val="16"/>
-        </w:rPr>
-      </w:pPr>
-    </w:p>
-    <w:p>
-      <w:pPr>
-        <w:pStyle w:val="NoSpacing"/>
-        <w:ind w:left="1440" w:hanging="1440"/>
-        <w:rPr>
-          <w:rFonts w:asciiTheme="minorHAnsi" w:hAnsiTheme="minorHAnsi" w:cstheme="minorHAnsi"/>
-          <w:b/>
-          <w:bCs/>
-          <w:sz w:val="26"/>
-          <w:szCs w:val="26"/>
-        </w:rPr>
-      </w:pPr>
-      <w:r>
-        <w:rPr>
-          <w:rFonts w:asciiTheme="minorHAnsi" w:hAnsiTheme="minorHAnsi" w:cstheme="minorHAnsi"/>
-          <w:b/>
-          <w:bCs/>
-          <w:sz w:val="26"/>
-          <w:szCs w:val="26"/>
-        </w:rPr>
-        <w:t>2002</w:t>
-      </w:r>
-      <w:r>
-        <w:rPr>
-          <w:rFonts w:asciiTheme="minorHAnsi" w:hAnsiTheme="minorHAnsi" w:cstheme="minorHAnsi"/>
-          <w:b/>
-          <w:bCs/>
-          <w:sz w:val="26"/>
-          <w:szCs w:val="26"/>
-        </w:rPr>
-        <w:t xml:space="preserve"> </w:t>
-      </w:r>
-      <w:r>
-        <w:rPr>
-          <w:rFonts w:asciiTheme="minorHAnsi" w:hAnsiTheme="minorHAnsi" w:cstheme="minorHAnsi"/>
-          <w:b/>
-          <w:bCs/>
-          <w:sz w:val="26"/>
-          <w:szCs w:val="26"/>
-        </w:rPr>
-        <w:t>-</w:t>
-      </w:r>
-      <w:r>
-        <w:rPr>
-          <w:rFonts w:asciiTheme="minorHAnsi" w:hAnsiTheme="minorHAnsi" w:cstheme="minorHAnsi"/>
-          <w:b/>
-          <w:bCs/>
-          <w:sz w:val="26"/>
-          <w:szCs w:val="26"/>
-        </w:rPr>
-        <w:t xml:space="preserve"> </w:t>
-      </w:r>
-      <w:r>
-        <w:rPr>
-          <w:rFonts w:asciiTheme="minorHAnsi" w:hAnsiTheme="minorHAnsi" w:cstheme="minorHAnsi"/>
-          <w:b/>
-          <w:bCs/>
-          <w:sz w:val="26"/>
-          <w:szCs w:val="26"/>
-        </w:rPr>
-        <w:t>2006</w:t>
-      </w:r>
-      <w:r>
-        <w:rPr>
-          <w:rFonts w:asciiTheme="minorHAnsi" w:hAnsiTheme="minorHAnsi" w:cstheme="minorHAnsi"/>
-          <w:b/>
-          <w:bCs/>
-          <w:sz w:val="26"/>
-          <w:szCs w:val="26"/>
-        </w:rPr>
-        <w:tab/>
-      </w:r>
-      <w:r>
-        <w:rPr>
-          <w:rFonts w:asciiTheme="minorHAnsi" w:hAnsiTheme="minorHAnsi" w:cstheme="minorHAnsi"/>
-          <w:b/>
-          <w:bCs/>
-          <w:sz w:val="26"/>
-          <w:szCs w:val="26"/>
-        </w:rPr>
-        <w:t xml:space="preserve">Research and Teaching Assistant @ </w:t>
       </w:r>
       <w:hyperlink r:id="rId14" w:history="1">
         <w:r>
@@ -1717,6 +1660,144 @@
           <w:sz w:val="26"/>
           <w:szCs w:val="26"/>
         </w:rPr>
+        <w:t>Created and delivered courses on information systems, programming languages, and computer organization.</w:t>
+      </w:r>
+    </w:p>
+    <w:p>
+      <w:pPr>
+        <w:pStyle w:val="NoSpacing"/>
+        <w:ind w:left="720"/>
+        <w:rPr>
+          <w:rFonts w:asciiTheme="minorHAnsi" w:hAnsiTheme="minorHAnsi" w:cstheme="minorHAnsi"/>
+          <w:sz w:val="16"/>
+          <w:szCs w:val="16"/>
+        </w:rPr>
+      </w:pPr>
+    </w:p>
+    <w:p>
+      <w:pPr>
+        <w:pStyle w:val="NoSpacing"/>
+        <w:ind w:left="1440" w:hanging="1440"/>
+        <w:rPr>
+          <w:rFonts w:asciiTheme="minorHAnsi" w:hAnsiTheme="minorHAnsi" w:cstheme="minorHAnsi"/>
+          <w:b/>
+          <w:bCs/>
+          <w:sz w:val="26"/>
+          <w:szCs w:val="26"/>
+        </w:rPr>
+      </w:pPr>
+      <w:r>
+        <w:rPr>
+          <w:rFonts w:asciiTheme="minorHAnsi" w:hAnsiTheme="minorHAnsi" w:cstheme="minorHAnsi"/>
+          <w:b/>
+          <w:bCs/>
+          <w:sz w:val="26"/>
+          <w:szCs w:val="26"/>
+        </w:rPr>
+        <w:t>2002</w:t>
+      </w:r>
+      <w:r>
+        <w:rPr>
+          <w:rFonts w:asciiTheme="minorHAnsi" w:hAnsiTheme="minorHAnsi" w:cstheme="minorHAnsi"/>
+          <w:b/>
+          <w:bCs/>
+          <w:sz w:val="26"/>
+          <w:szCs w:val="26"/>
+        </w:rPr>
+        <w:t xml:space="preserve"> </w:t>
+      </w:r>
+      <w:r>
+        <w:rPr>
+          <w:rFonts w:asciiTheme="minorHAnsi" w:hAnsiTheme="minorHAnsi" w:cstheme="minorHAnsi"/>
+          <w:b/>
+          <w:bCs/>
+          <w:sz w:val="26"/>
+          <w:szCs w:val="26"/>
+        </w:rPr>
+        <w:t>-</w:t>
+      </w:r>
+      <w:r>
+        <w:rPr>
+          <w:rFonts w:asciiTheme="minorHAnsi" w:hAnsiTheme="minorHAnsi" w:cstheme="minorHAnsi"/>
+          <w:b/>
+          <w:bCs/>
+          <w:sz w:val="26"/>
+          <w:szCs w:val="26"/>
+        </w:rPr>
+        <w:t xml:space="preserve"> </w:t>
+      </w:r>
+      <w:r>
+        <w:rPr>
+          <w:rFonts w:asciiTheme="minorHAnsi" w:hAnsiTheme="minorHAnsi" w:cstheme="minorHAnsi"/>
+          <w:b/>
+          <w:bCs/>
+          <w:sz w:val="26"/>
+          <w:szCs w:val="26"/>
+        </w:rPr>
+        <w:t>2006</w:t>
+      </w:r>
+      <w:r>
+        <w:rPr>
+          <w:rFonts w:asciiTheme="minorHAnsi" w:hAnsiTheme="minorHAnsi" w:cstheme="minorHAnsi"/>
+          <w:b/>
+          <w:bCs/>
+          <w:sz w:val="26"/>
+          <w:szCs w:val="26"/>
+        </w:rPr>
+        <w:tab/>
+      </w:r>
+      <w:r>
+        <w:rPr>
+          <w:rFonts w:asciiTheme="minorHAnsi" w:hAnsiTheme="minorHAnsi" w:cstheme="minorHAnsi"/>
+          <w:b/>
+          <w:bCs/>
+          <w:sz w:val="26"/>
+          <w:szCs w:val="26"/>
+        </w:rPr>
+        <w:t xml:space="preserve">Research and Teaching Assistant @ </w:t>
+      </w:r>
+      <w:hyperlink r:id="rId15" w:history="1">
+        <w:r>
+          <w:rPr>
+            <w:rStyle w:val="Hyperlink"/>
+            <w:rFonts w:asciiTheme="minorHAnsi" w:hAnsiTheme="minorHAnsi" w:cstheme="minorHAnsi"/>
+            <w:b/>
+            <w:bCs/>
+            <w:color w:val="auto"/>
+            <w:sz w:val="26"/>
+            <w:szCs w:val="26"/>
+            <w:u w:val="none"/>
+          </w:rPr>
+          <w:t>Trent University</w:t>
+        </w:r>
+      </w:hyperlink>
+      <w:r>
+        <w:rPr>
+          <w:rFonts w:asciiTheme="minorHAnsi" w:hAnsiTheme="minorHAnsi" w:cstheme="minorHAnsi"/>
+          <w:b/>
+          <w:bCs/>
+          <w:sz w:val="26"/>
+          <w:szCs w:val="26"/>
+        </w:rPr>
+        <w:t>, Ontario, Canada</w:t>
+      </w:r>
+    </w:p>
+    <w:p>
+      <w:pPr>
+        <w:pStyle w:val="NoSpacing"/>
+        <w:ind w:left="720"/>
+        <w:rPr>
+          <w:rFonts w:asciiTheme="minorHAnsi" w:hAnsiTheme="minorHAnsi" w:cstheme="minorHAnsi"/>
+          <w:sz w:val="26"/>
+          <w:szCs w:val="26"/>
+        </w:rPr>
+      </w:pPr>
+      <w:r>
+        <w:rPr>
+          <w:rFonts w:asciiTheme="minorHAnsi" w:hAnsiTheme="minorHAnsi" w:cstheme="minorHAnsi"/>
+          <w:sz w:val="26"/>
+          <w:szCs w:val="26"/>
+        </w:rPr>
         <w:t xml:space="preserve">Conducted seminars on behalf of faculty members. Developed computer-based simulation models for parallel job scheduling strategies. Co-authored scientific publications. </w:t>
       </w:r>
     </w:p>
@@ -1924,27 +2005,7 @@
           <w:sz w:val="26"/>
           <w:szCs w:val="26"/>
         </w:rPr>
-        <w:t>6</w:t>
-      </w:r>
-      <w:r>
-        <w:rPr>
-          <w:rFonts w:asciiTheme="minorHAnsi" w:hAnsiTheme="minorHAnsi" w:cstheme="minorHAnsi"/>
-          <w:b/>
-          <w:bCs/>
-          <w:sz w:val="26"/>
-          <w:szCs w:val="26"/>
-        </w:rPr>
-        <w:t xml:space="preserve"> - </w:t>
-      </w:r>
-      <w:r>
-        <w:rPr>
-          <w:rFonts w:asciiTheme="minorHAnsi" w:hAnsiTheme="minorHAnsi" w:cstheme="minorHAnsi"/>
-          <w:b/>
-          <w:bCs/>
-          <w:sz w:val="26"/>
-          <w:szCs w:val="26"/>
-        </w:rPr>
-        <w:t>1997</w:t>
+        <w:t>6 - 1997</w:t>
       </w:r>
       <w:r>
         <w:rPr>
@@ -2036,9 +2097,7 @@
     </w:p>
     <w:p>
       <w:pPr>
-        <w:pStyle w:val="ListParagraph"/>
         <w:bidi w:val="0"/>
-        <w:spacing w:after="200" w:line="276" w:lineRule="auto"/>
         <w:rPr>
           <w:rFonts w:asciiTheme="minorHAnsi" w:eastAsia="Calibri" w:hAnsiTheme="minorHAnsi" w:cstheme="minorHAnsi"/>
           <w:sz w:val="26"/>
@@ -2067,7 +2126,6 @@
           <w:sz w:val="26"/>
           <w:szCs w:val="26"/>
         </w:rPr>
-        <w:lastRenderedPageBreak/>
         <w:t>FORMAL EDUCATION</w:t>
       </w:r>
     </w:p>
@@ -2101,37 +2159,7 @@
           <w:sz w:val="26"/>
           <w:szCs w:val="26"/>
         </w:rPr>
-        <w:t>8</w:t>
-      </w:r>
-      <w:r>
-        <w:rPr>
-          <w:rFonts w:asciiTheme="minorHAnsi" w:hAnsiTheme="minorHAnsi" w:cstheme="minorHAnsi"/>
-          <w:b/>
-          <w:bCs/>
-          <w:sz w:val="26"/>
-          <w:szCs w:val="26"/>
-        </w:rPr>
-        <w:t xml:space="preserve"> </w:t>
-      </w:r>
-      <w:r>
-        <w:rPr>
-          <w:rFonts w:asciiTheme="minorHAnsi" w:hAnsiTheme="minorHAnsi" w:cstheme="minorHAnsi"/>
-          <w:b/>
-          <w:bCs/>
-          <w:sz w:val="26"/>
-          <w:szCs w:val="26"/>
-        </w:rPr>
-        <w:t>–</w:t>
-      </w:r>
-      <w:r>
-        <w:rPr>
-          <w:rFonts w:asciiTheme="minorHAnsi" w:hAnsiTheme="minorHAnsi" w:cstheme="minorHAnsi"/>
-          <w:b/>
-          <w:bCs/>
-          <w:sz w:val="26"/>
-          <w:szCs w:val="26"/>
-        </w:rPr>
-        <w:t xml:space="preserve"> </w:t>
+        <w:t xml:space="preserve">8 – </w:t>
       </w:r>
       <w:r>
         <w:rPr>
@@ -2204,8 +2232,8 @@
           <w:rFonts w:asciiTheme="minorHAnsi" w:hAnsiTheme="minorHAnsi" w:cstheme="minorHAnsi"/>
           <w:b/>
           <w:bCs/>
-          <w:sz w:val="26"/>
-          <w:szCs w:val="26"/>
+          <w:sz w:val="16"/>
+          <w:szCs w:val="16"/>
         </w:rPr>
       </w:pPr>
     </w:p>
@@ -2353,8 +2381,8 @@
           <w:rFonts w:asciiTheme="minorHAnsi" w:hAnsiTheme="minorHAnsi" w:cstheme="minorHAnsi"/>
           <w:b/>
           <w:bCs/>
-          <w:sz w:val="26"/>
-          <w:szCs w:val="26"/>
+          <w:sz w:val="16"/>
+          <w:szCs w:val="16"/>
         </w:rPr>
       </w:pPr>
     </w:p>
@@ -2465,8 +2493,8 @@
         <w:pStyle w:val="NoSpacing"/>
         <w:rPr>
           <w:rFonts w:asciiTheme="minorHAnsi" w:hAnsiTheme="minorHAnsi" w:cstheme="minorHAnsi"/>
-          <w:sz w:val="26"/>
-          <w:szCs w:val="26"/>
+          <w:sz w:val="16"/>
+          <w:szCs w:val="16"/>
         </w:rPr>
       </w:pPr>
     </w:p>
@@ -2546,43 +2574,7 @@
           <w:sz w:val="26"/>
           <w:szCs w:val="26"/>
         </w:rPr>
-        <w:t xml:space="preserve">Diploma of Technician, Marine Electricity and Control @ </w:t>
-      </w:r>
-      <w:proofErr w:type="spellStart"/>
-      <w:r>
-        <w:rPr>
-          <w:rFonts w:asciiTheme="minorHAnsi" w:hAnsiTheme="minorHAnsi" w:cstheme="minorHAnsi"/>
-          <w:sz w:val="26"/>
-          <w:szCs w:val="26"/>
-        </w:rPr>
-        <w:t>Mevoot</w:t>
-      </w:r>
-      <w:proofErr w:type="spellEnd"/>
-      <w:r>
-        <w:rPr>
-          <w:rFonts w:asciiTheme="minorHAnsi" w:hAnsiTheme="minorHAnsi" w:cstheme="minorHAnsi"/>
-          <w:sz w:val="26"/>
-          <w:szCs w:val="26"/>
-        </w:rPr>
-        <w:t xml:space="preserve"> Yam Marine Technological College, </w:t>
-      </w:r>
-      <w:proofErr w:type="spellStart"/>
-      <w:r>
-        <w:rPr>
-          <w:rFonts w:asciiTheme="minorHAnsi" w:hAnsiTheme="minorHAnsi" w:cstheme="minorHAnsi"/>
-          <w:sz w:val="26"/>
-          <w:szCs w:val="26"/>
-        </w:rPr>
-        <w:t>Mikhmoret</w:t>
-      </w:r>
-      <w:proofErr w:type="spellEnd"/>
-      <w:r>
-        <w:rPr>
-          <w:rFonts w:asciiTheme="minorHAnsi" w:hAnsiTheme="minorHAnsi" w:cstheme="minorHAnsi"/>
-          <w:sz w:val="26"/>
-          <w:szCs w:val="26"/>
-        </w:rPr>
-        <w:t>, Israel</w:t>
+        <w:t>Diploma of Technician, Marine Electricity and Control @ Mevoot Yam Marine Technological College, Mikhmoret, Israel</w:t>
       </w:r>
     </w:p>
     <w:p>
@@ -2593,8 +2585,8 @@
           <w:rFonts w:asciiTheme="minorHAnsi" w:hAnsiTheme="minorHAnsi" w:cstheme="minorHAnsi"/>
           <w:b/>
           <w:bCs/>
-          <w:sz w:val="26"/>
-          <w:szCs w:val="26"/>
+          <w:sz w:val="16"/>
+          <w:szCs w:val="16"/>
         </w:rPr>
       </w:pPr>
     </w:p>
@@ -2678,16 +2670,6 @@
         </w:rPr>
         <w:t>Matriculation Certificate, Marine Electricity and Control @ ORT Yami, Ashdod, Israel</w:t>
       </w:r>
-    </w:p>
-    <w:p>
-      <w:pPr>
-        <w:pStyle w:val="NoSpacing"/>
-        <w:rPr>
-          <w:rFonts w:asciiTheme="minorHAnsi" w:hAnsiTheme="minorHAnsi" w:cstheme="minorHAnsi"/>
-          <w:sz w:val="26"/>
-          <w:szCs w:val="26"/>
-        </w:rPr>
-      </w:pPr>
     </w:p>
     <w:p>
       <w:pPr>
@@ -2832,18 +2814,32 @@
           <w:sz w:val="26"/>
           <w:szCs w:val="26"/>
         </w:rPr>
-        <w:t xml:space="preserve">Google </w:t>
-      </w:r>
-      <w:proofErr w:type="spellStart"/>
-      <w:r>
-        <w:rPr>
-          <w:rFonts w:asciiTheme="minorHAnsi" w:hAnsiTheme="minorHAnsi" w:cstheme="minorHAnsi"/>
-          <w:sz w:val="26"/>
-          <w:szCs w:val="26"/>
-        </w:rPr>
-        <w:t>NotebookLM</w:t>
-      </w:r>
-      <w:proofErr w:type="spellEnd"/>
+        <w:t xml:space="preserve">Anthropic </w:t>
+      </w:r>
+      <w:r>
+        <w:rPr>
+          <w:rFonts w:asciiTheme="minorHAnsi" w:hAnsiTheme="minorHAnsi" w:cstheme="minorHAnsi"/>
+          <w:sz w:val="26"/>
+          <w:szCs w:val="26"/>
+        </w:rPr>
+        <w:t>Claude Code</w:t>
+      </w:r>
+      <w:r>
+        <w:rPr>
+          <w:rFonts w:asciiTheme="minorHAnsi" w:hAnsiTheme="minorHAnsi" w:cstheme="minorHAnsi"/>
+          <w:sz w:val="26"/>
+          <w:szCs w:val="26"/>
+        </w:rPr>
+        <w:t xml:space="preserve">, </w:t>
+      </w:r>
+      <w:r>
+        <w:rPr>
+          <w:rFonts w:asciiTheme="minorHAnsi" w:hAnsiTheme="minorHAnsi" w:cstheme="minorHAnsi"/>
+          <w:sz w:val="26"/>
+          <w:szCs w:val="26"/>
+        </w:rPr>
+        <w:t>Google NotebookLM</w:t>
+      </w:r>
       <w:r>
         <w:rPr>
           <w:rFonts w:asciiTheme="minorHAnsi" w:hAnsiTheme="minorHAnsi" w:cstheme="minorHAnsi"/>
@@ -2940,25 +2936,7 @@
           <w:sz w:val="26"/>
           <w:szCs w:val="26"/>
         </w:rPr>
-        <w:t xml:space="preserve">Design Patterns: </w:t>
-      </w:r>
-      <w:proofErr w:type="spellStart"/>
-      <w:r>
-        <w:rPr>
-          <w:rFonts w:asciiTheme="minorHAnsi" w:hAnsiTheme="minorHAnsi" w:cstheme="minorHAnsi"/>
-          <w:sz w:val="26"/>
-          <w:szCs w:val="26"/>
-        </w:rPr>
-        <w:t>GoF</w:t>
-      </w:r>
-      <w:proofErr w:type="spellEnd"/>
-      <w:r>
-        <w:rPr>
-          <w:rFonts w:asciiTheme="minorHAnsi" w:hAnsiTheme="minorHAnsi" w:cstheme="minorHAnsi"/>
-          <w:sz w:val="26"/>
-          <w:szCs w:val="26"/>
-        </w:rPr>
-        <w:t xml:space="preserve"> design patterns in C++, C#</w:t>
+        <w:t>Design Patterns: GoF design patterns in C++, C#</w:t>
       </w:r>
     </w:p>
     <w:p>
@@ -3218,23 +3196,13 @@
         </w:rPr>
         <w:t xml:space="preserve">Auxiliary tools: </w:t>
       </w:r>
-      <w:proofErr w:type="spellStart"/>
-      <w:r>
-        <w:rPr>
-          <w:rFonts w:asciiTheme="minorHAnsi" w:hAnsiTheme="minorHAnsi" w:cstheme="minorHAnsi"/>
-          <w:sz w:val="26"/>
-          <w:szCs w:val="26"/>
-        </w:rPr>
-        <w:t>CMake</w:t>
-      </w:r>
-      <w:proofErr w:type="spellEnd"/>
-      <w:r>
-        <w:rPr>
-          <w:rFonts w:asciiTheme="minorHAnsi" w:hAnsiTheme="minorHAnsi" w:cstheme="minorHAnsi"/>
-          <w:sz w:val="26"/>
-          <w:szCs w:val="26"/>
-        </w:rPr>
-        <w:t xml:space="preserve">, </w:t>
+      <w:r>
+        <w:rPr>
+          <w:rFonts w:asciiTheme="minorHAnsi" w:hAnsiTheme="minorHAnsi" w:cstheme="minorHAnsi"/>
+          <w:sz w:val="26"/>
+          <w:szCs w:val="26"/>
+        </w:rPr>
+        <w:t xml:space="preserve">CMake, </w:t>
       </w:r>
       <w:r>
         <w:rPr>
@@ -3510,23 +3478,7 @@
           <w:sz w:val="26"/>
           <w:szCs w:val="26"/>
         </w:rPr>
-        <w:t>Israeli Navy (</w:t>
-      </w:r>
-      <w:proofErr w:type="spellStart"/>
-      <w:r>
-        <w:rPr>
-          <w:sz w:val="26"/>
-          <w:szCs w:val="26"/>
-        </w:rPr>
-        <w:t>Shayetet</w:t>
-      </w:r>
-      <w:proofErr w:type="spellEnd"/>
-      <w:r>
-        <w:rPr>
-          <w:sz w:val="26"/>
-          <w:szCs w:val="26"/>
-        </w:rPr>
-        <w:t xml:space="preserve"> 13)</w:t>
+        <w:t>Israeli Navy (Shayetet 13)</w:t>
       </w:r>
     </w:p>
     <w:p>
@@ -3549,10 +3501,10 @@
       </w:r>
     </w:p>
     <w:sectPr>
-      <w:headerReference w:type="default" r:id="rId15"/>
-      <w:footerReference w:type="default" r:id="rId16"/>
+      <w:headerReference w:type="default" r:id="rId16"/>
+      <w:footerReference w:type="default" r:id="rId17"/>
       <w:pgSz w:w="11906" w:h="16838"/>
-      <w:pgMar w:top="1152" w:right="720" w:bottom="1152" w:left="720" w:header="0" w:footer="706" w:gutter="0"/>
+      <w:pgMar w:top="1077" w:right="720" w:bottom="1077" w:left="720" w:header="0" w:footer="709" w:gutter="0"/>
       <w:cols w:space="708"/>
       <w:bidi/>
       <w:docGrid w:linePitch="360"/>

--- a/Resume/Mikhail Jacques CV.docx
+++ b/Resume/Mikhail Jacques CV.docx
@@ -856,7 +856,25 @@
           <w:sz w:val="26"/>
           <w:szCs w:val="26"/>
         </w:rPr>
-        <w:t>Developed LeanFT, a proprietary automated software tool, using C# and Java.</w:t>
+        <w:t xml:space="preserve">Developed </w:t>
+      </w:r>
+      <w:proofErr w:type="spellStart"/>
+      <w:r>
+        <w:rPr>
+          <w:rFonts w:asciiTheme="minorHAnsi" w:hAnsiTheme="minorHAnsi" w:cstheme="minorHAnsi"/>
+          <w:sz w:val="26"/>
+          <w:szCs w:val="26"/>
+        </w:rPr>
+        <w:t>LeanFT</w:t>
+      </w:r>
+      <w:proofErr w:type="spellEnd"/>
+      <w:r>
+        <w:rPr>
+          <w:rFonts w:asciiTheme="minorHAnsi" w:hAnsiTheme="minorHAnsi" w:cstheme="minorHAnsi"/>
+          <w:sz w:val="26"/>
+          <w:szCs w:val="26"/>
+        </w:rPr>
+        <w:t>, a proprietary automated software tool, using C# and Java.</w:t>
       </w:r>
     </w:p>
     <w:p>
@@ -1044,6 +1062,7 @@
         <w:t xml:space="preserve">Software Engineer @ </w:t>
       </w:r>
       <w:hyperlink w:history="1">
+        <w:proofErr w:type="spellStart"/>
         <w:r>
           <w:rPr>
             <w:rStyle w:val="Hyperlink"/>
@@ -1057,6 +1076,7 @@
           </w:rPr>
           <w:t>TrioSoft</w:t>
         </w:r>
+        <w:proofErr w:type="spellEnd"/>
       </w:hyperlink>
       <w:r>
         <w:rPr>
@@ -1163,17 +1183,7 @@
           <w:sz w:val="26"/>
           <w:szCs w:val="26"/>
         </w:rPr>
-        <w:t>10</w:t>
-      </w:r>
-      <w:r>
-        <w:rPr>
-          <w:rFonts w:asciiTheme="minorHAnsi" w:hAnsiTheme="minorHAnsi" w:cstheme="minorHAnsi"/>
-          <w:b/>
-          <w:bCs/>
-          <w:sz w:val="26"/>
-          <w:szCs w:val="26"/>
-        </w:rPr>
-        <w:t xml:space="preserve"> - </w:t>
+        <w:t xml:space="preserve">10 - </w:t>
       </w:r>
       <w:r>
         <w:rPr>
@@ -2574,7 +2584,43 @@
           <w:sz w:val="26"/>
           <w:szCs w:val="26"/>
         </w:rPr>
-        <w:t>Diploma of Technician, Marine Electricity and Control @ Mevoot Yam Marine Technological College, Mikhmoret, Israel</w:t>
+        <w:t xml:space="preserve">Diploma of Technician, Marine Electricity and Control @ </w:t>
+      </w:r>
+      <w:proofErr w:type="spellStart"/>
+      <w:r>
+        <w:rPr>
+          <w:rFonts w:asciiTheme="minorHAnsi" w:hAnsiTheme="minorHAnsi" w:cstheme="minorHAnsi"/>
+          <w:sz w:val="26"/>
+          <w:szCs w:val="26"/>
+        </w:rPr>
+        <w:t>Mevoot</w:t>
+      </w:r>
+      <w:proofErr w:type="spellEnd"/>
+      <w:r>
+        <w:rPr>
+          <w:rFonts w:asciiTheme="minorHAnsi" w:hAnsiTheme="minorHAnsi" w:cstheme="minorHAnsi"/>
+          <w:sz w:val="26"/>
+          <w:szCs w:val="26"/>
+        </w:rPr>
+        <w:t xml:space="preserve"> Yam Marine Technological College, </w:t>
+      </w:r>
+      <w:proofErr w:type="spellStart"/>
+      <w:r>
+        <w:rPr>
+          <w:rFonts w:asciiTheme="minorHAnsi" w:hAnsiTheme="minorHAnsi" w:cstheme="minorHAnsi"/>
+          <w:sz w:val="26"/>
+          <w:szCs w:val="26"/>
+        </w:rPr>
+        <w:t>Mikhmoret</w:t>
+      </w:r>
+      <w:proofErr w:type="spellEnd"/>
+      <w:r>
+        <w:rPr>
+          <w:rFonts w:asciiTheme="minorHAnsi" w:hAnsiTheme="minorHAnsi" w:cstheme="minorHAnsi"/>
+          <w:sz w:val="26"/>
+          <w:szCs w:val="26"/>
+        </w:rPr>
+        <w:t>, Israel</w:t>
       </w:r>
     </w:p>
     <w:p>
@@ -2838,8 +2884,18 @@
           <w:sz w:val="26"/>
           <w:szCs w:val="26"/>
         </w:rPr>
-        <w:t>Google NotebookLM</w:t>
-      </w:r>
+        <w:t xml:space="preserve">Google </w:t>
+      </w:r>
+      <w:proofErr w:type="spellStart"/>
+      <w:r>
+        <w:rPr>
+          <w:rFonts w:asciiTheme="minorHAnsi" w:hAnsiTheme="minorHAnsi" w:cstheme="minorHAnsi"/>
+          <w:sz w:val="26"/>
+          <w:szCs w:val="26"/>
+        </w:rPr>
+        <w:t>NotebookLM</w:t>
+      </w:r>
+      <w:proofErr w:type="spellEnd"/>
       <w:r>
         <w:rPr>
           <w:rFonts w:asciiTheme="minorHAnsi" w:hAnsiTheme="minorHAnsi" w:cstheme="minorHAnsi"/>
@@ -2936,7 +2992,25 @@
           <w:sz w:val="26"/>
           <w:szCs w:val="26"/>
         </w:rPr>
-        <w:t>Design Patterns: GoF design patterns in C++, C#</w:t>
+        <w:t xml:space="preserve">Design Patterns: </w:t>
+      </w:r>
+      <w:proofErr w:type="spellStart"/>
+      <w:r>
+        <w:rPr>
+          <w:rFonts w:asciiTheme="minorHAnsi" w:hAnsiTheme="minorHAnsi" w:cstheme="minorHAnsi"/>
+          <w:sz w:val="26"/>
+          <w:szCs w:val="26"/>
+        </w:rPr>
+        <w:t>GoF</w:t>
+      </w:r>
+      <w:proofErr w:type="spellEnd"/>
+      <w:r>
+        <w:rPr>
+          <w:rFonts w:asciiTheme="minorHAnsi" w:hAnsiTheme="minorHAnsi" w:cstheme="minorHAnsi"/>
+          <w:sz w:val="26"/>
+          <w:szCs w:val="26"/>
+        </w:rPr>
+        <w:t xml:space="preserve"> design patterns in C++, C#</w:t>
       </w:r>
     </w:p>
     <w:p>
@@ -3128,6 +3202,22 @@
           <w:sz w:val="26"/>
           <w:szCs w:val="26"/>
         </w:rPr>
+        <w:t>Antigravity</w:t>
+      </w:r>
+      <w:r>
+        <w:rPr>
+          <w:rFonts w:asciiTheme="minorHAnsi" w:hAnsiTheme="minorHAnsi" w:cstheme="minorHAnsi"/>
+          <w:sz w:val="26"/>
+          <w:szCs w:val="26"/>
+        </w:rPr>
+        <w:t xml:space="preserve">, </w:t>
+      </w:r>
+      <w:r>
+        <w:rPr>
+          <w:rFonts w:asciiTheme="minorHAnsi" w:hAnsiTheme="minorHAnsi" w:cstheme="minorHAnsi"/>
+          <w:sz w:val="26"/>
+          <w:szCs w:val="26"/>
+        </w:rPr>
         <w:t>Qt Creator</w:t>
       </w:r>
     </w:p>
@@ -3196,13 +3286,23 @@
         </w:rPr>
         <w:t xml:space="preserve">Auxiliary tools: </w:t>
       </w:r>
-      <w:r>
-        <w:rPr>
-          <w:rFonts w:asciiTheme="minorHAnsi" w:hAnsiTheme="minorHAnsi" w:cstheme="minorHAnsi"/>
-          <w:sz w:val="26"/>
-          <w:szCs w:val="26"/>
-        </w:rPr>
-        <w:t xml:space="preserve">CMake, </w:t>
+      <w:proofErr w:type="spellStart"/>
+      <w:r>
+        <w:rPr>
+          <w:rFonts w:asciiTheme="minorHAnsi" w:hAnsiTheme="minorHAnsi" w:cstheme="minorHAnsi"/>
+          <w:sz w:val="26"/>
+          <w:szCs w:val="26"/>
+        </w:rPr>
+        <w:t>CMake</w:t>
+      </w:r>
+      <w:proofErr w:type="spellEnd"/>
+      <w:r>
+        <w:rPr>
+          <w:rFonts w:asciiTheme="minorHAnsi" w:hAnsiTheme="minorHAnsi" w:cstheme="minorHAnsi"/>
+          <w:sz w:val="26"/>
+          <w:szCs w:val="26"/>
+        </w:rPr>
+        <w:t xml:space="preserve">, </w:t>
       </w:r>
       <w:r>
         <w:rPr>
@@ -3478,7 +3578,23 @@
           <w:sz w:val="26"/>
           <w:szCs w:val="26"/>
         </w:rPr>
-        <w:t>Israeli Navy (Shayetet 13)</w:t>
+        <w:t>Israeli Navy (</w:t>
+      </w:r>
+      <w:proofErr w:type="spellStart"/>
+      <w:r>
+        <w:rPr>
+          <w:sz w:val="26"/>
+          <w:szCs w:val="26"/>
+        </w:rPr>
+        <w:t>Shayetet</w:t>
+      </w:r>
+      <w:proofErr w:type="spellEnd"/>
+      <w:r>
+        <w:rPr>
+          <w:sz w:val="26"/>
+          <w:szCs w:val="26"/>
+        </w:rPr>
+        <w:t xml:space="preserve"> 13)</w:t>
       </w:r>
     </w:p>
     <w:p>
@@ -5092,6 +5208,7 @@
   <w:style w:type="character" w:default="1" w:styleId="DefaultParagraphFont">
     <w:name w:val="Default Paragraph Font"/>
     <w:uiPriority w:val="1"/>
+    <w:semiHidden/>
     <w:unhideWhenUsed/>
   </w:style>
   <w:style w:type="table" w:default="1" w:styleId="TableNormal">

--- a/Resume/Mikhail Jacques CV.docx
+++ b/Resume/Mikhail Jacques CV.docx
@@ -1510,6 +1510,14 @@
           <w:sz w:val="26"/>
           <w:szCs w:val="26"/>
         </w:rPr>
+        <w:t>,</w:t>
+      </w:r>
+      <w:r>
+        <w:rPr>
+          <w:rFonts w:asciiTheme="minorHAnsi" w:hAnsiTheme="minorHAnsi" w:cstheme="minorHAnsi"/>
+          <w:sz w:val="26"/>
+          <w:szCs w:val="26"/>
+        </w:rPr>
         <w:t xml:space="preserve"> and made arrests.</w:t>
       </w:r>
     </w:p>
@@ -2367,13 +2375,23 @@
           <w:szCs w:val="26"/>
         </w:rPr>
       </w:pPr>
-      <w:r>
-        <w:rPr>
-          <w:rFonts w:asciiTheme="minorHAnsi" w:hAnsiTheme="minorHAnsi" w:cstheme="minorHAnsi"/>
-          <w:sz w:val="26"/>
-          <w:szCs w:val="26"/>
-        </w:rPr>
-        <w:t xml:space="preserve">Thesis: ‘Workload Modelling and Internal </w:t>
+      <w:proofErr w:type="gramStart"/>
+      <w:r>
+        <w:rPr>
+          <w:rFonts w:asciiTheme="minorHAnsi" w:hAnsiTheme="minorHAnsi" w:cstheme="minorHAnsi"/>
+          <w:sz w:val="26"/>
+          <w:szCs w:val="26"/>
+        </w:rPr>
+        <w:t>Thesis: ‘</w:t>
+      </w:r>
+      <w:proofErr w:type="gramEnd"/>
+      <w:r>
+        <w:rPr>
+          <w:rFonts w:asciiTheme="minorHAnsi" w:hAnsiTheme="minorHAnsi" w:cstheme="minorHAnsi"/>
+          <w:sz w:val="26"/>
+          <w:szCs w:val="26"/>
+        </w:rPr>
+        <w:t xml:space="preserve">Workload Modelling and Internal </w:t>
       </w:r>
       <w:r>
         <w:rPr>
@@ -3202,15 +3220,7 @@
           <w:sz w:val="26"/>
           <w:szCs w:val="26"/>
         </w:rPr>
-        <w:t>Antigravity</w:t>
-      </w:r>
-      <w:r>
-        <w:rPr>
-          <w:rFonts w:asciiTheme="minorHAnsi" w:hAnsiTheme="minorHAnsi" w:cstheme="minorHAnsi"/>
-          <w:sz w:val="26"/>
-          <w:szCs w:val="26"/>
-        </w:rPr>
-        <w:t xml:space="preserve">, </w:t>
+        <w:t xml:space="preserve">Antigravity, </w:t>
       </w:r>
       <w:r>
         <w:rPr>

--- a/Resume/Mikhail Jacques CV.docx
+++ b/Resume/Mikhail Jacques CV.docx
@@ -856,25 +856,7 @@
           <w:sz w:val="26"/>
           <w:szCs w:val="26"/>
         </w:rPr>
-        <w:t xml:space="preserve">Developed </w:t>
-      </w:r>
-      <w:proofErr w:type="spellStart"/>
-      <w:r>
-        <w:rPr>
-          <w:rFonts w:asciiTheme="minorHAnsi" w:hAnsiTheme="minorHAnsi" w:cstheme="minorHAnsi"/>
-          <w:sz w:val="26"/>
-          <w:szCs w:val="26"/>
-        </w:rPr>
-        <w:t>LeanFT</w:t>
-      </w:r>
-      <w:proofErr w:type="spellEnd"/>
-      <w:r>
-        <w:rPr>
-          <w:rFonts w:asciiTheme="minorHAnsi" w:hAnsiTheme="minorHAnsi" w:cstheme="minorHAnsi"/>
-          <w:sz w:val="26"/>
-          <w:szCs w:val="26"/>
-        </w:rPr>
-        <w:t>, a proprietary automated software tool, using C# and Java.</w:t>
+        <w:t>Developed LeanFT, a proprietary automated software tool, using C# and Java.</w:t>
       </w:r>
     </w:p>
     <w:p>
@@ -1062,7 +1044,6 @@
         <w:t xml:space="preserve">Software Engineer @ </w:t>
       </w:r>
       <w:hyperlink w:history="1">
-        <w:proofErr w:type="spellStart"/>
         <w:r>
           <w:rPr>
             <w:rStyle w:val="Hyperlink"/>
@@ -1076,7 +1057,6 @@
           </w:rPr>
           <w:t>TrioSoft</w:t>
         </w:r>
-        <w:proofErr w:type="spellEnd"/>
       </w:hyperlink>
       <w:r>
         <w:rPr>
@@ -2375,23 +2355,13 @@
           <w:szCs w:val="26"/>
         </w:rPr>
       </w:pPr>
-      <w:proofErr w:type="gramStart"/>
-      <w:r>
-        <w:rPr>
-          <w:rFonts w:asciiTheme="minorHAnsi" w:hAnsiTheme="minorHAnsi" w:cstheme="minorHAnsi"/>
-          <w:sz w:val="26"/>
-          <w:szCs w:val="26"/>
-        </w:rPr>
-        <w:t>Thesis: ‘</w:t>
-      </w:r>
-      <w:proofErr w:type="gramEnd"/>
-      <w:r>
-        <w:rPr>
-          <w:rFonts w:asciiTheme="minorHAnsi" w:hAnsiTheme="minorHAnsi" w:cstheme="minorHAnsi"/>
-          <w:sz w:val="26"/>
-          <w:szCs w:val="26"/>
-        </w:rPr>
-        <w:t xml:space="preserve">Workload Modelling and Internal </w:t>
+      <w:r>
+        <w:rPr>
+          <w:rFonts w:asciiTheme="minorHAnsi" w:hAnsiTheme="minorHAnsi" w:cstheme="minorHAnsi"/>
+          <w:sz w:val="26"/>
+          <w:szCs w:val="26"/>
+        </w:rPr>
+        <w:t xml:space="preserve">Thesis: ‘Workload Modelling and Internal </w:t>
       </w:r>
       <w:r>
         <w:rPr>
@@ -2602,43 +2572,7 @@
           <w:sz w:val="26"/>
           <w:szCs w:val="26"/>
         </w:rPr>
-        <w:t xml:space="preserve">Diploma of Technician, Marine Electricity and Control @ </w:t>
-      </w:r>
-      <w:proofErr w:type="spellStart"/>
-      <w:r>
-        <w:rPr>
-          <w:rFonts w:asciiTheme="minorHAnsi" w:hAnsiTheme="minorHAnsi" w:cstheme="minorHAnsi"/>
-          <w:sz w:val="26"/>
-          <w:szCs w:val="26"/>
-        </w:rPr>
-        <w:t>Mevoot</w:t>
-      </w:r>
-      <w:proofErr w:type="spellEnd"/>
-      <w:r>
-        <w:rPr>
-          <w:rFonts w:asciiTheme="minorHAnsi" w:hAnsiTheme="minorHAnsi" w:cstheme="minorHAnsi"/>
-          <w:sz w:val="26"/>
-          <w:szCs w:val="26"/>
-        </w:rPr>
-        <w:t xml:space="preserve"> Yam Marine Technological College, </w:t>
-      </w:r>
-      <w:proofErr w:type="spellStart"/>
-      <w:r>
-        <w:rPr>
-          <w:rFonts w:asciiTheme="minorHAnsi" w:hAnsiTheme="minorHAnsi" w:cstheme="minorHAnsi"/>
-          <w:sz w:val="26"/>
-          <w:szCs w:val="26"/>
-        </w:rPr>
-        <w:t>Mikhmoret</w:t>
-      </w:r>
-      <w:proofErr w:type="spellEnd"/>
-      <w:r>
-        <w:rPr>
-          <w:rFonts w:asciiTheme="minorHAnsi" w:hAnsiTheme="minorHAnsi" w:cstheme="minorHAnsi"/>
-          <w:sz w:val="26"/>
-          <w:szCs w:val="26"/>
-        </w:rPr>
-        <w:t>, Israel</w:t>
+        <w:t>Diploma of Technician, Marine Electricity and Control @ Mevoot Yam Marine Technological College, Mikhmoret, Israel</w:t>
       </w:r>
     </w:p>
     <w:p>
@@ -2902,18 +2836,8 @@
           <w:sz w:val="26"/>
           <w:szCs w:val="26"/>
         </w:rPr>
-        <w:t xml:space="preserve">Google </w:t>
-      </w:r>
-      <w:proofErr w:type="spellStart"/>
-      <w:r>
-        <w:rPr>
-          <w:rFonts w:asciiTheme="minorHAnsi" w:hAnsiTheme="minorHAnsi" w:cstheme="minorHAnsi"/>
-          <w:sz w:val="26"/>
-          <w:szCs w:val="26"/>
-        </w:rPr>
-        <w:t>NotebookLM</w:t>
-      </w:r>
-      <w:proofErr w:type="spellEnd"/>
+        <w:t>Google NotebookLM</w:t>
+      </w:r>
       <w:r>
         <w:rPr>
           <w:rFonts w:asciiTheme="minorHAnsi" w:hAnsiTheme="minorHAnsi" w:cstheme="minorHAnsi"/>
@@ -3010,25 +2934,7 @@
           <w:sz w:val="26"/>
           <w:szCs w:val="26"/>
         </w:rPr>
-        <w:t xml:space="preserve">Design Patterns: </w:t>
-      </w:r>
-      <w:proofErr w:type="spellStart"/>
-      <w:r>
-        <w:rPr>
-          <w:rFonts w:asciiTheme="minorHAnsi" w:hAnsiTheme="minorHAnsi" w:cstheme="minorHAnsi"/>
-          <w:sz w:val="26"/>
-          <w:szCs w:val="26"/>
-        </w:rPr>
-        <w:t>GoF</w:t>
-      </w:r>
-      <w:proofErr w:type="spellEnd"/>
-      <w:r>
-        <w:rPr>
-          <w:rFonts w:asciiTheme="minorHAnsi" w:hAnsiTheme="minorHAnsi" w:cstheme="minorHAnsi"/>
-          <w:sz w:val="26"/>
-          <w:szCs w:val="26"/>
-        </w:rPr>
-        <w:t xml:space="preserve"> design patterns in C++, C#</w:t>
+        <w:t>Design Patterns: GoF design patterns in C++, C#</w:t>
       </w:r>
     </w:p>
     <w:p>
@@ -3228,7 +3134,7 @@
           <w:sz w:val="26"/>
           <w:szCs w:val="26"/>
         </w:rPr>
-        <w:t>Qt Creator</w:t>
+        <w:t>Qt Creator, Obsidian</w:t>
       </w:r>
     </w:p>
     <w:p>
@@ -3296,23 +3202,13 @@
         </w:rPr>
         <w:t xml:space="preserve">Auxiliary tools: </w:t>
       </w:r>
-      <w:proofErr w:type="spellStart"/>
-      <w:r>
-        <w:rPr>
-          <w:rFonts w:asciiTheme="minorHAnsi" w:hAnsiTheme="minorHAnsi" w:cstheme="minorHAnsi"/>
-          <w:sz w:val="26"/>
-          <w:szCs w:val="26"/>
-        </w:rPr>
-        <w:t>CMake</w:t>
-      </w:r>
-      <w:proofErr w:type="spellEnd"/>
-      <w:r>
-        <w:rPr>
-          <w:rFonts w:asciiTheme="minorHAnsi" w:hAnsiTheme="minorHAnsi" w:cstheme="minorHAnsi"/>
-          <w:sz w:val="26"/>
-          <w:szCs w:val="26"/>
-        </w:rPr>
-        <w:t xml:space="preserve">, </w:t>
+      <w:r>
+        <w:rPr>
+          <w:rFonts w:asciiTheme="minorHAnsi" w:hAnsiTheme="minorHAnsi" w:cstheme="minorHAnsi"/>
+          <w:sz w:val="26"/>
+          <w:szCs w:val="26"/>
+        </w:rPr>
+        <w:t xml:space="preserve">CMake, </w:t>
       </w:r>
       <w:r>
         <w:rPr>
@@ -3588,23 +3484,7 @@
           <w:sz w:val="26"/>
           <w:szCs w:val="26"/>
         </w:rPr>
-        <w:t>Israeli Navy (</w:t>
-      </w:r>
-      <w:proofErr w:type="spellStart"/>
-      <w:r>
-        <w:rPr>
-          <w:sz w:val="26"/>
-          <w:szCs w:val="26"/>
-        </w:rPr>
-        <w:t>Shayetet</w:t>
-      </w:r>
-      <w:proofErr w:type="spellEnd"/>
-      <w:r>
-        <w:rPr>
-          <w:sz w:val="26"/>
-          <w:szCs w:val="26"/>
-        </w:rPr>
-        <w:t xml:space="preserve"> 13)</w:t>
+        <w:t>Israeli Navy (Shayetet 13)</w:t>
       </w:r>
     </w:p>
     <w:p>
@@ -5218,7 +5098,6 @@
   <w:style w:type="character" w:default="1" w:styleId="DefaultParagraphFont">
     <w:name w:val="Default Paragraph Font"/>
     <w:uiPriority w:val="1"/>
-    <w:semiHidden/>
     <w:unhideWhenUsed/>
   </w:style>
   <w:style w:type="table" w:default="1" w:styleId="TableNormal">

--- a/Resume/Mikhail Jacques CV.docx
+++ b/Resume/Mikhail Jacques CV.docx
@@ -856,7 +856,25 @@
           <w:sz w:val="26"/>
           <w:szCs w:val="26"/>
         </w:rPr>
-        <w:t>Developed LeanFT, a proprietary automated software tool, using C# and Java.</w:t>
+        <w:t xml:space="preserve">Developed </w:t>
+      </w:r>
+      <w:proofErr w:type="spellStart"/>
+      <w:r>
+        <w:rPr>
+          <w:rFonts w:asciiTheme="minorHAnsi" w:hAnsiTheme="minorHAnsi" w:cstheme="minorHAnsi"/>
+          <w:sz w:val="26"/>
+          <w:szCs w:val="26"/>
+        </w:rPr>
+        <w:t>LeanFT</w:t>
+      </w:r>
+      <w:proofErr w:type="spellEnd"/>
+      <w:r>
+        <w:rPr>
+          <w:rFonts w:asciiTheme="minorHAnsi" w:hAnsiTheme="minorHAnsi" w:cstheme="minorHAnsi"/>
+          <w:sz w:val="26"/>
+          <w:szCs w:val="26"/>
+        </w:rPr>
+        <w:t>, a proprietary automated software tool, using C# and Java.</w:t>
       </w:r>
     </w:p>
     <w:p>
@@ -1044,6 +1062,7 @@
         <w:t xml:space="preserve">Software Engineer @ </w:t>
       </w:r>
       <w:hyperlink w:history="1">
+        <w:proofErr w:type="spellStart"/>
         <w:r>
           <w:rPr>
             <w:rStyle w:val="Hyperlink"/>
@@ -1057,6 +1076,7 @@
           </w:rPr>
           <w:t>TrioSoft</w:t>
         </w:r>
+        <w:proofErr w:type="spellEnd"/>
       </w:hyperlink>
       <w:r>
         <w:rPr>
@@ -2095,17 +2115,6 @@
     </w:p>
     <w:p>
       <w:pPr>
-        <w:bidi w:val="0"/>
-        <w:rPr>
-          <w:rFonts w:asciiTheme="minorHAnsi" w:eastAsia="Calibri" w:hAnsiTheme="minorHAnsi" w:cstheme="minorHAnsi"/>
-          <w:sz w:val="26"/>
-          <w:szCs w:val="26"/>
-          <w:lang w:bidi="en-US"/>
-        </w:rPr>
-      </w:pPr>
-    </w:p>
-    <w:p>
-      <w:pPr>
         <w:pStyle w:val="NoSpacing"/>
         <w:pBdr>
           <w:bottom w:val="single" w:sz="4" w:space="1" w:color="auto"/>
@@ -2124,6 +2133,563 @@
           <w:sz w:val="26"/>
           <w:szCs w:val="26"/>
         </w:rPr>
+        <w:lastRenderedPageBreak/>
+        <w:t>TECHNICAL SKILLS</w:t>
+      </w:r>
+    </w:p>
+    <w:p>
+      <w:pPr>
+        <w:pStyle w:val="NoSpacing"/>
+        <w:ind w:left="720"/>
+        <w:rPr>
+          <w:rFonts w:asciiTheme="minorHAnsi" w:hAnsiTheme="minorHAnsi" w:cstheme="minorHAnsi"/>
+          <w:sz w:val="26"/>
+          <w:szCs w:val="26"/>
+        </w:rPr>
+      </w:pPr>
+    </w:p>
+    <w:p>
+      <w:pPr>
+        <w:pStyle w:val="NoSpacing"/>
+        <w:numPr>
+          <w:ilvl w:val="0"/>
+          <w:numId w:val="3"/>
+        </w:numPr>
+        <w:rPr>
+          <w:rFonts w:asciiTheme="minorHAnsi" w:hAnsiTheme="minorHAnsi" w:cstheme="minorHAnsi"/>
+          <w:sz w:val="26"/>
+          <w:szCs w:val="26"/>
+        </w:rPr>
+      </w:pPr>
+      <w:r>
+        <w:rPr>
+          <w:rFonts w:asciiTheme="minorHAnsi" w:hAnsiTheme="minorHAnsi" w:cstheme="minorHAnsi"/>
+          <w:sz w:val="26"/>
+          <w:szCs w:val="26"/>
+        </w:rPr>
+        <w:t xml:space="preserve">AI tools: </w:t>
+      </w:r>
+      <w:r>
+        <w:rPr>
+          <w:rFonts w:asciiTheme="minorHAnsi" w:hAnsiTheme="minorHAnsi" w:cstheme="minorHAnsi"/>
+          <w:sz w:val="26"/>
+          <w:szCs w:val="26"/>
+        </w:rPr>
+        <w:t xml:space="preserve">OpenAI </w:t>
+      </w:r>
+      <w:r>
+        <w:rPr>
+          <w:rFonts w:asciiTheme="minorHAnsi" w:hAnsiTheme="minorHAnsi" w:cstheme="minorHAnsi"/>
+          <w:sz w:val="26"/>
+          <w:szCs w:val="26"/>
+        </w:rPr>
+        <w:t xml:space="preserve">ChatGPT Plus, </w:t>
+      </w:r>
+      <w:r>
+        <w:rPr>
+          <w:rFonts w:asciiTheme="minorHAnsi" w:hAnsiTheme="minorHAnsi" w:cstheme="minorHAnsi"/>
+          <w:sz w:val="26"/>
+          <w:szCs w:val="26"/>
+        </w:rPr>
+        <w:t xml:space="preserve">OpenAI Codex Programming AI, </w:t>
+      </w:r>
+      <w:r>
+        <w:rPr>
+          <w:rFonts w:asciiTheme="minorHAnsi" w:hAnsiTheme="minorHAnsi" w:cstheme="minorHAnsi"/>
+          <w:sz w:val="26"/>
+          <w:szCs w:val="26"/>
+        </w:rPr>
+        <w:t>Git</w:t>
+      </w:r>
+      <w:r>
+        <w:rPr>
+          <w:rFonts w:asciiTheme="minorHAnsi" w:hAnsiTheme="minorHAnsi" w:cstheme="minorHAnsi"/>
+          <w:sz w:val="26"/>
+          <w:szCs w:val="26"/>
+        </w:rPr>
+        <w:t>H</w:t>
+      </w:r>
+      <w:r>
+        <w:rPr>
+          <w:rFonts w:asciiTheme="minorHAnsi" w:hAnsiTheme="minorHAnsi" w:cstheme="minorHAnsi"/>
+          <w:sz w:val="26"/>
+          <w:szCs w:val="26"/>
+        </w:rPr>
+        <w:t>ub Copilot</w:t>
+      </w:r>
+      <w:r>
+        <w:rPr>
+          <w:rFonts w:asciiTheme="minorHAnsi" w:hAnsiTheme="minorHAnsi" w:cstheme="minorHAnsi"/>
+          <w:sz w:val="26"/>
+          <w:szCs w:val="26"/>
+        </w:rPr>
+        <w:t xml:space="preserve">, </w:t>
+      </w:r>
+      <w:r>
+        <w:rPr>
+          <w:rFonts w:asciiTheme="minorHAnsi" w:hAnsiTheme="minorHAnsi" w:cstheme="minorHAnsi"/>
+          <w:sz w:val="26"/>
+          <w:szCs w:val="26"/>
+        </w:rPr>
+        <w:t>Google Gemini</w:t>
+      </w:r>
+      <w:r>
+        <w:rPr>
+          <w:rFonts w:asciiTheme="minorHAnsi" w:hAnsiTheme="minorHAnsi" w:cstheme="minorHAnsi"/>
+          <w:sz w:val="26"/>
+          <w:szCs w:val="26"/>
+        </w:rPr>
+        <w:t xml:space="preserve">, Anthropic </w:t>
+      </w:r>
+      <w:r>
+        <w:rPr>
+          <w:rFonts w:asciiTheme="minorHAnsi" w:hAnsiTheme="minorHAnsi" w:cstheme="minorHAnsi"/>
+          <w:sz w:val="26"/>
+          <w:szCs w:val="26"/>
+        </w:rPr>
+        <w:t>Claude Code</w:t>
+      </w:r>
+      <w:r>
+        <w:rPr>
+          <w:rFonts w:asciiTheme="minorHAnsi" w:hAnsiTheme="minorHAnsi" w:cstheme="minorHAnsi"/>
+          <w:sz w:val="26"/>
+          <w:szCs w:val="26"/>
+        </w:rPr>
+        <w:t xml:space="preserve">, </w:t>
+      </w:r>
+      <w:r>
+        <w:rPr>
+          <w:rFonts w:asciiTheme="minorHAnsi" w:hAnsiTheme="minorHAnsi" w:cstheme="minorHAnsi"/>
+          <w:sz w:val="26"/>
+          <w:szCs w:val="26"/>
+        </w:rPr>
+        <w:t xml:space="preserve">Google </w:t>
+      </w:r>
+      <w:proofErr w:type="spellStart"/>
+      <w:r>
+        <w:rPr>
+          <w:rFonts w:asciiTheme="minorHAnsi" w:hAnsiTheme="minorHAnsi" w:cstheme="minorHAnsi"/>
+          <w:sz w:val="26"/>
+          <w:szCs w:val="26"/>
+        </w:rPr>
+        <w:t>NotebookLM</w:t>
+      </w:r>
+      <w:proofErr w:type="spellEnd"/>
+      <w:r>
+        <w:rPr>
+          <w:rFonts w:asciiTheme="minorHAnsi" w:hAnsiTheme="minorHAnsi" w:cstheme="minorHAnsi"/>
+          <w:sz w:val="26"/>
+          <w:szCs w:val="26"/>
+        </w:rPr>
+        <w:t>, Grammarly</w:t>
+      </w:r>
+    </w:p>
+    <w:p>
+      <w:pPr>
+        <w:pStyle w:val="NoSpacing"/>
+        <w:numPr>
+          <w:ilvl w:val="0"/>
+          <w:numId w:val="3"/>
+        </w:numPr>
+        <w:rPr>
+          <w:rFonts w:asciiTheme="minorHAnsi" w:hAnsiTheme="minorHAnsi" w:cstheme="minorHAnsi"/>
+          <w:sz w:val="26"/>
+          <w:szCs w:val="26"/>
+        </w:rPr>
+      </w:pPr>
+      <w:r>
+        <w:rPr>
+          <w:rFonts w:asciiTheme="minorHAnsi" w:hAnsiTheme="minorHAnsi" w:cstheme="minorHAnsi"/>
+          <w:sz w:val="26"/>
+          <w:szCs w:val="26"/>
+        </w:rPr>
+        <w:t>Programming Languages: C, C++, C#, Python</w:t>
+      </w:r>
+    </w:p>
+    <w:p>
+      <w:pPr>
+        <w:pStyle w:val="NoSpacing"/>
+        <w:numPr>
+          <w:ilvl w:val="0"/>
+          <w:numId w:val="3"/>
+        </w:numPr>
+        <w:rPr>
+          <w:rFonts w:asciiTheme="minorHAnsi" w:hAnsiTheme="minorHAnsi" w:cstheme="minorHAnsi"/>
+          <w:sz w:val="26"/>
+          <w:szCs w:val="26"/>
+        </w:rPr>
+      </w:pPr>
+      <w:r>
+        <w:rPr>
+          <w:rFonts w:asciiTheme="minorHAnsi" w:hAnsiTheme="minorHAnsi" w:cstheme="minorHAnsi"/>
+          <w:sz w:val="26"/>
+          <w:szCs w:val="26"/>
+        </w:rPr>
+        <w:t xml:space="preserve">OS: Windows, Ubuntu, </w:t>
+      </w:r>
+      <w:r>
+        <w:rPr>
+          <w:rFonts w:asciiTheme="minorHAnsi" w:hAnsiTheme="minorHAnsi" w:cstheme="minorHAnsi"/>
+          <w:sz w:val="26"/>
+          <w:szCs w:val="26"/>
+        </w:rPr>
+        <w:t xml:space="preserve">Linux Embedded, </w:t>
+      </w:r>
+      <w:r>
+        <w:rPr>
+          <w:rFonts w:asciiTheme="minorHAnsi" w:hAnsiTheme="minorHAnsi" w:cstheme="minorHAnsi"/>
+          <w:sz w:val="26"/>
+          <w:szCs w:val="26"/>
+        </w:rPr>
+        <w:t>GHS Integrity RTOS</w:t>
+      </w:r>
+    </w:p>
+    <w:p>
+      <w:pPr>
+        <w:pStyle w:val="NoSpacing"/>
+        <w:numPr>
+          <w:ilvl w:val="0"/>
+          <w:numId w:val="3"/>
+        </w:numPr>
+        <w:rPr>
+          <w:rFonts w:asciiTheme="minorHAnsi" w:hAnsiTheme="minorHAnsi" w:cstheme="minorHAnsi"/>
+          <w:sz w:val="26"/>
+          <w:szCs w:val="26"/>
+        </w:rPr>
+      </w:pPr>
+      <w:r>
+        <w:rPr>
+          <w:rFonts w:asciiTheme="minorHAnsi" w:hAnsiTheme="minorHAnsi" w:cstheme="minorHAnsi"/>
+          <w:sz w:val="26"/>
+          <w:szCs w:val="26"/>
+        </w:rPr>
+        <w:t xml:space="preserve">Design Patterns: </w:t>
+      </w:r>
+      <w:proofErr w:type="spellStart"/>
+      <w:r>
+        <w:rPr>
+          <w:rFonts w:asciiTheme="minorHAnsi" w:hAnsiTheme="minorHAnsi" w:cstheme="minorHAnsi"/>
+          <w:sz w:val="26"/>
+          <w:szCs w:val="26"/>
+        </w:rPr>
+        <w:t>GoF</w:t>
+      </w:r>
+      <w:proofErr w:type="spellEnd"/>
+      <w:r>
+        <w:rPr>
+          <w:rFonts w:asciiTheme="minorHAnsi" w:hAnsiTheme="minorHAnsi" w:cstheme="minorHAnsi"/>
+          <w:sz w:val="26"/>
+          <w:szCs w:val="26"/>
+        </w:rPr>
+        <w:t xml:space="preserve"> design patterns in C++, C#</w:t>
+      </w:r>
+    </w:p>
+    <w:p>
+      <w:pPr>
+        <w:pStyle w:val="NoSpacing"/>
+        <w:numPr>
+          <w:ilvl w:val="0"/>
+          <w:numId w:val="3"/>
+        </w:numPr>
+        <w:rPr>
+          <w:rFonts w:asciiTheme="minorHAnsi" w:hAnsiTheme="minorHAnsi" w:cstheme="minorHAnsi"/>
+          <w:sz w:val="26"/>
+          <w:szCs w:val="26"/>
+        </w:rPr>
+      </w:pPr>
+      <w:r>
+        <w:rPr>
+          <w:rFonts w:asciiTheme="minorHAnsi" w:hAnsiTheme="minorHAnsi" w:cstheme="minorHAnsi"/>
+          <w:sz w:val="26"/>
+          <w:szCs w:val="26"/>
+        </w:rPr>
+        <w:t>Networking: Boost ASIO</w:t>
+      </w:r>
+      <w:r>
+        <w:rPr>
+          <w:rFonts w:asciiTheme="minorHAnsi" w:hAnsiTheme="minorHAnsi" w:cstheme="minorHAnsi"/>
+          <w:sz w:val="26"/>
+          <w:szCs w:val="26"/>
+        </w:rPr>
+        <w:t xml:space="preserve">, </w:t>
+      </w:r>
+      <w:r>
+        <w:rPr>
+          <w:rFonts w:asciiTheme="minorHAnsi" w:hAnsiTheme="minorHAnsi" w:cstheme="minorHAnsi"/>
+          <w:sz w:val="26"/>
+          <w:szCs w:val="26"/>
+        </w:rPr>
+        <w:t xml:space="preserve">TCP/UDP, RS232, RTI DDS, SOCKS, </w:t>
+      </w:r>
+      <w:r>
+        <w:rPr>
+          <w:rFonts w:asciiTheme="minorHAnsi" w:hAnsiTheme="minorHAnsi" w:cstheme="minorHAnsi"/>
+          <w:sz w:val="26"/>
+          <w:szCs w:val="26"/>
+        </w:rPr>
+        <w:t>CAN bus</w:t>
+      </w:r>
+    </w:p>
+    <w:p>
+      <w:pPr>
+        <w:pStyle w:val="NoSpacing"/>
+        <w:numPr>
+          <w:ilvl w:val="0"/>
+          <w:numId w:val="3"/>
+        </w:numPr>
+        <w:rPr>
+          <w:rFonts w:asciiTheme="minorHAnsi" w:hAnsiTheme="minorHAnsi" w:cstheme="minorHAnsi"/>
+          <w:sz w:val="26"/>
+          <w:szCs w:val="26"/>
+        </w:rPr>
+      </w:pPr>
+      <w:r>
+        <w:rPr>
+          <w:rFonts w:asciiTheme="minorHAnsi" w:hAnsiTheme="minorHAnsi" w:cstheme="minorHAnsi"/>
+          <w:sz w:val="26"/>
+          <w:szCs w:val="26"/>
+        </w:rPr>
+        <w:t>Version Control: Git, MS TFS, SVN</w:t>
+      </w:r>
+    </w:p>
+    <w:p>
+      <w:pPr>
+        <w:pStyle w:val="NoSpacing"/>
+        <w:numPr>
+          <w:ilvl w:val="0"/>
+          <w:numId w:val="3"/>
+        </w:numPr>
+        <w:rPr>
+          <w:rFonts w:asciiTheme="minorHAnsi" w:hAnsiTheme="minorHAnsi" w:cstheme="minorHAnsi"/>
+          <w:sz w:val="26"/>
+          <w:szCs w:val="26"/>
+        </w:rPr>
+      </w:pPr>
+      <w:r>
+        <w:rPr>
+          <w:rFonts w:asciiTheme="minorHAnsi" w:hAnsiTheme="minorHAnsi" w:cstheme="minorHAnsi"/>
+          <w:sz w:val="26"/>
+          <w:szCs w:val="26"/>
+        </w:rPr>
+        <w:t>IDEs: Visual Studio, Eclipse, PyCharm</w:t>
+      </w:r>
+      <w:r>
+        <w:rPr>
+          <w:rFonts w:asciiTheme="minorHAnsi" w:hAnsiTheme="minorHAnsi" w:cstheme="minorHAnsi"/>
+          <w:sz w:val="26"/>
+          <w:szCs w:val="26"/>
+        </w:rPr>
+        <w:t xml:space="preserve">, </w:t>
+      </w:r>
+      <w:r>
+        <w:rPr>
+          <w:rFonts w:asciiTheme="minorHAnsi" w:hAnsiTheme="minorHAnsi" w:cstheme="minorHAnsi"/>
+          <w:sz w:val="26"/>
+          <w:szCs w:val="26"/>
+        </w:rPr>
+        <w:t>GHS Multi</w:t>
+      </w:r>
+    </w:p>
+    <w:p>
+      <w:pPr>
+        <w:pStyle w:val="NoSpacing"/>
+        <w:numPr>
+          <w:ilvl w:val="0"/>
+          <w:numId w:val="3"/>
+        </w:numPr>
+        <w:rPr>
+          <w:rFonts w:asciiTheme="minorHAnsi" w:hAnsiTheme="minorHAnsi" w:cstheme="minorHAnsi"/>
+          <w:sz w:val="26"/>
+          <w:szCs w:val="26"/>
+        </w:rPr>
+      </w:pPr>
+      <w:r>
+        <w:rPr>
+          <w:rFonts w:asciiTheme="minorHAnsi" w:hAnsiTheme="minorHAnsi" w:cstheme="minorHAnsi"/>
+          <w:sz w:val="26"/>
+          <w:szCs w:val="26"/>
+        </w:rPr>
+        <w:t xml:space="preserve">Source Code Editors: </w:t>
+      </w:r>
+      <w:r>
+        <w:rPr>
+          <w:rFonts w:asciiTheme="minorHAnsi" w:hAnsiTheme="minorHAnsi" w:cstheme="minorHAnsi"/>
+          <w:sz w:val="26"/>
+          <w:szCs w:val="26"/>
+        </w:rPr>
+        <w:t>V</w:t>
+      </w:r>
+      <w:r>
+        <w:rPr>
+          <w:rFonts w:asciiTheme="minorHAnsi" w:hAnsiTheme="minorHAnsi" w:cstheme="minorHAnsi"/>
+          <w:sz w:val="26"/>
+          <w:szCs w:val="26"/>
+        </w:rPr>
+        <w:t>isual Studio</w:t>
+      </w:r>
+      <w:r>
+        <w:rPr>
+          <w:rFonts w:asciiTheme="minorHAnsi" w:hAnsiTheme="minorHAnsi" w:cstheme="minorHAnsi"/>
+          <w:sz w:val="26"/>
+          <w:szCs w:val="26"/>
+        </w:rPr>
+        <w:t xml:space="preserve"> Code</w:t>
+      </w:r>
+      <w:r>
+        <w:rPr>
+          <w:rFonts w:asciiTheme="minorHAnsi" w:hAnsiTheme="minorHAnsi" w:cstheme="minorHAnsi"/>
+          <w:sz w:val="26"/>
+          <w:szCs w:val="26"/>
+        </w:rPr>
+        <w:t xml:space="preserve">, Antigravity, </w:t>
+      </w:r>
+      <w:r>
+        <w:rPr>
+          <w:rFonts w:asciiTheme="minorHAnsi" w:hAnsiTheme="minorHAnsi" w:cstheme="minorHAnsi"/>
+          <w:sz w:val="26"/>
+          <w:szCs w:val="26"/>
+        </w:rPr>
+        <w:t>Qt Creator</w:t>
+      </w:r>
+      <w:r>
+        <w:rPr>
+          <w:rFonts w:asciiTheme="minorHAnsi" w:hAnsiTheme="minorHAnsi" w:cstheme="minorHAnsi"/>
+          <w:sz w:val="26"/>
+          <w:szCs w:val="26"/>
+        </w:rPr>
+        <w:t>, O</w:t>
+      </w:r>
+      <w:r>
+        <w:rPr>
+          <w:rFonts w:asciiTheme="minorHAnsi" w:hAnsiTheme="minorHAnsi" w:cstheme="minorHAnsi"/>
+          <w:sz w:val="26"/>
+          <w:szCs w:val="26"/>
+        </w:rPr>
+        <w:t>bsidian</w:t>
+      </w:r>
+    </w:p>
+    <w:p>
+      <w:pPr>
+        <w:pStyle w:val="NoSpacing"/>
+        <w:numPr>
+          <w:ilvl w:val="0"/>
+          <w:numId w:val="3"/>
+        </w:numPr>
+        <w:rPr>
+          <w:rFonts w:asciiTheme="minorHAnsi" w:hAnsiTheme="minorHAnsi" w:cstheme="minorHAnsi"/>
+          <w:sz w:val="26"/>
+          <w:szCs w:val="26"/>
+        </w:rPr>
+      </w:pPr>
+      <w:r>
+        <w:rPr>
+          <w:rFonts w:asciiTheme="minorHAnsi" w:hAnsiTheme="minorHAnsi" w:cstheme="minorHAnsi"/>
+          <w:sz w:val="26"/>
+          <w:szCs w:val="26"/>
+        </w:rPr>
+        <w:t>Static Code Analysis Tools: KLOCWORK, PVS-Studio</w:t>
+      </w:r>
+    </w:p>
+    <w:p>
+      <w:pPr>
+        <w:pStyle w:val="NoSpacing"/>
+        <w:numPr>
+          <w:ilvl w:val="0"/>
+          <w:numId w:val="3"/>
+        </w:numPr>
+        <w:rPr>
+          <w:rFonts w:asciiTheme="minorHAnsi" w:hAnsiTheme="minorHAnsi" w:cstheme="minorHAnsi"/>
+          <w:sz w:val="26"/>
+          <w:szCs w:val="26"/>
+        </w:rPr>
+      </w:pPr>
+      <w:r>
+        <w:rPr>
+          <w:rFonts w:asciiTheme="minorHAnsi" w:hAnsiTheme="minorHAnsi" w:cstheme="minorHAnsi"/>
+          <w:sz w:val="26"/>
+          <w:szCs w:val="26"/>
+        </w:rPr>
+        <w:t>Management tools: Microsoft Azure DevOps, Jira</w:t>
+      </w:r>
+    </w:p>
+    <w:p>
+      <w:pPr>
+        <w:pStyle w:val="NoSpacing"/>
+        <w:numPr>
+          <w:ilvl w:val="0"/>
+          <w:numId w:val="3"/>
+        </w:numPr>
+        <w:rPr>
+          <w:rFonts w:asciiTheme="minorHAnsi" w:hAnsiTheme="minorHAnsi" w:cstheme="minorHAnsi"/>
+          <w:sz w:val="26"/>
+          <w:szCs w:val="26"/>
+        </w:rPr>
+      </w:pPr>
+      <w:r>
+        <w:rPr>
+          <w:rFonts w:asciiTheme="minorHAnsi" w:hAnsiTheme="minorHAnsi" w:cstheme="minorHAnsi"/>
+          <w:sz w:val="26"/>
+          <w:szCs w:val="26"/>
+        </w:rPr>
+        <w:t xml:space="preserve">Auxiliary tools: </w:t>
+      </w:r>
+      <w:proofErr w:type="spellStart"/>
+      <w:r>
+        <w:rPr>
+          <w:rFonts w:asciiTheme="minorHAnsi" w:hAnsiTheme="minorHAnsi" w:cstheme="minorHAnsi"/>
+          <w:sz w:val="26"/>
+          <w:szCs w:val="26"/>
+        </w:rPr>
+        <w:t>CMake</w:t>
+      </w:r>
+      <w:proofErr w:type="spellEnd"/>
+      <w:r>
+        <w:rPr>
+          <w:rFonts w:asciiTheme="minorHAnsi" w:hAnsiTheme="minorHAnsi" w:cstheme="minorHAnsi"/>
+          <w:sz w:val="26"/>
+          <w:szCs w:val="26"/>
+        </w:rPr>
+        <w:t xml:space="preserve">, </w:t>
+      </w:r>
+      <w:r>
+        <w:rPr>
+          <w:rFonts w:asciiTheme="minorHAnsi" w:hAnsiTheme="minorHAnsi" w:cstheme="minorHAnsi"/>
+          <w:sz w:val="26"/>
+          <w:szCs w:val="26"/>
+        </w:rPr>
+        <w:t>MS Office, Beyond Compare, Wireshark, Packet Sender, etc.</w:t>
+      </w:r>
+    </w:p>
+    <w:p>
+      <w:pPr>
+        <w:pStyle w:val="NoSpacing"/>
+        <w:rPr>
+          <w:rFonts w:asciiTheme="minorHAnsi" w:hAnsiTheme="minorHAnsi" w:cstheme="minorHAnsi"/>
+          <w:sz w:val="26"/>
+          <w:szCs w:val="26"/>
+        </w:rPr>
+      </w:pPr>
+    </w:p>
+    <w:p>
+      <w:pPr>
+        <w:pStyle w:val="NoSpacing"/>
+        <w:pBdr>
+          <w:bottom w:val="single" w:sz="4" w:space="1" w:color="auto"/>
+        </w:pBdr>
+        <w:rPr>
+          <w:b/>
+          <w:bCs/>
+          <w:sz w:val="26"/>
+          <w:szCs w:val="26"/>
+        </w:rPr>
+      </w:pPr>
+      <w:r>
+        <w:rPr>
+          <w:b/>
+          <w:bCs/>
+          <w:sz w:val="26"/>
+          <w:szCs w:val="26"/>
+        </w:rPr>
         <w:t>FORMAL EDUCATION</w:t>
       </w:r>
     </w:p>
@@ -2263,27 +2829,7 @@
           <w:sz w:val="26"/>
           <w:szCs w:val="26"/>
         </w:rPr>
-        <w:t xml:space="preserve"> </w:t>
-      </w:r>
-      <w:r>
-        <w:rPr>
-          <w:rFonts w:asciiTheme="minorHAnsi" w:hAnsiTheme="minorHAnsi" w:cstheme="minorHAnsi"/>
-          <w:b/>
-          <w:bCs/>
-          <w:sz w:val="26"/>
-          <w:szCs w:val="26"/>
-        </w:rPr>
-        <w:t>-</w:t>
-      </w:r>
-      <w:r>
-        <w:rPr>
-          <w:rFonts w:asciiTheme="minorHAnsi" w:hAnsiTheme="minorHAnsi" w:cstheme="minorHAnsi"/>
-          <w:b/>
-          <w:bCs/>
-          <w:sz w:val="26"/>
-          <w:szCs w:val="26"/>
-        </w:rPr>
-        <w:t xml:space="preserve"> </w:t>
+        <w:t xml:space="preserve"> - </w:t>
       </w:r>
       <w:r>
         <w:rPr>
@@ -2414,27 +2960,7 @@
           <w:sz w:val="26"/>
           <w:szCs w:val="26"/>
         </w:rPr>
-        <w:t xml:space="preserve"> </w:t>
-      </w:r>
-      <w:r>
-        <w:rPr>
-          <w:rFonts w:asciiTheme="minorHAnsi" w:hAnsiTheme="minorHAnsi" w:cstheme="minorHAnsi"/>
-          <w:b/>
-          <w:bCs/>
-          <w:sz w:val="26"/>
-          <w:szCs w:val="26"/>
-        </w:rPr>
-        <w:t>-</w:t>
-      </w:r>
-      <w:r>
-        <w:rPr>
-          <w:rFonts w:asciiTheme="minorHAnsi" w:hAnsiTheme="minorHAnsi" w:cstheme="minorHAnsi"/>
-          <w:b/>
-          <w:bCs/>
-          <w:sz w:val="26"/>
-          <w:szCs w:val="26"/>
-        </w:rPr>
-        <w:t xml:space="preserve"> </w:t>
+        <w:t xml:space="preserve"> - </w:t>
       </w:r>
       <w:r>
         <w:rPr>
@@ -2524,27 +3050,7 @@
           <w:sz w:val="26"/>
           <w:szCs w:val="26"/>
         </w:rPr>
-        <w:t xml:space="preserve"> </w:t>
-      </w:r>
-      <w:r>
-        <w:rPr>
-          <w:rFonts w:asciiTheme="minorHAnsi" w:hAnsiTheme="minorHAnsi" w:cstheme="minorHAnsi"/>
-          <w:b/>
-          <w:bCs/>
-          <w:sz w:val="26"/>
-          <w:szCs w:val="26"/>
-        </w:rPr>
-        <w:t>-</w:t>
-      </w:r>
-      <w:r>
-        <w:rPr>
-          <w:rFonts w:asciiTheme="minorHAnsi" w:hAnsiTheme="minorHAnsi" w:cstheme="minorHAnsi"/>
-          <w:b/>
-          <w:bCs/>
-          <w:sz w:val="26"/>
-          <w:szCs w:val="26"/>
-        </w:rPr>
-        <w:t xml:space="preserve"> </w:t>
+        <w:t xml:space="preserve"> - </w:t>
       </w:r>
       <w:r>
         <w:rPr>
@@ -2572,7 +3078,43 @@
           <w:sz w:val="26"/>
           <w:szCs w:val="26"/>
         </w:rPr>
-        <w:t>Diploma of Technician, Marine Electricity and Control @ Mevoot Yam Marine Technological College, Mikhmoret, Israel</w:t>
+        <w:t xml:space="preserve">Diploma of Technician, Marine Electricity and Control @ </w:t>
+      </w:r>
+      <w:proofErr w:type="spellStart"/>
+      <w:r>
+        <w:rPr>
+          <w:rFonts w:asciiTheme="minorHAnsi" w:hAnsiTheme="minorHAnsi" w:cstheme="minorHAnsi"/>
+          <w:sz w:val="26"/>
+          <w:szCs w:val="26"/>
+        </w:rPr>
+        <w:t>Mevoot</w:t>
+      </w:r>
+      <w:proofErr w:type="spellEnd"/>
+      <w:r>
+        <w:rPr>
+          <w:rFonts w:asciiTheme="minorHAnsi" w:hAnsiTheme="minorHAnsi" w:cstheme="minorHAnsi"/>
+          <w:sz w:val="26"/>
+          <w:szCs w:val="26"/>
+        </w:rPr>
+        <w:t xml:space="preserve"> Yam Marine Technological College, </w:t>
+      </w:r>
+      <w:proofErr w:type="spellStart"/>
+      <w:r>
+        <w:rPr>
+          <w:rFonts w:asciiTheme="minorHAnsi" w:hAnsiTheme="minorHAnsi" w:cstheme="minorHAnsi"/>
+          <w:sz w:val="26"/>
+          <w:szCs w:val="26"/>
+        </w:rPr>
+        <w:t>Mikhmoret</w:t>
+      </w:r>
+      <w:proofErr w:type="spellEnd"/>
+      <w:r>
+        <w:rPr>
+          <w:rFonts w:asciiTheme="minorHAnsi" w:hAnsiTheme="minorHAnsi" w:cstheme="minorHAnsi"/>
+          <w:sz w:val="26"/>
+          <w:szCs w:val="26"/>
+        </w:rPr>
+        <w:t>, Israel</w:t>
       </w:r>
     </w:p>
     <w:p>
@@ -2618,27 +3160,7 @@
           <w:sz w:val="26"/>
           <w:szCs w:val="26"/>
         </w:rPr>
-        <w:t xml:space="preserve"> </w:t>
-      </w:r>
-      <w:r>
-        <w:rPr>
-          <w:rFonts w:asciiTheme="minorHAnsi" w:hAnsiTheme="minorHAnsi" w:cstheme="minorHAnsi"/>
-          <w:b/>
-          <w:bCs/>
-          <w:sz w:val="26"/>
-          <w:szCs w:val="26"/>
-        </w:rPr>
-        <w:t>-</w:t>
-      </w:r>
-      <w:r>
-        <w:rPr>
-          <w:rFonts w:asciiTheme="minorHAnsi" w:hAnsiTheme="minorHAnsi" w:cstheme="minorHAnsi"/>
-          <w:b/>
-          <w:bCs/>
-          <w:sz w:val="26"/>
-          <w:szCs w:val="26"/>
-        </w:rPr>
-        <w:t xml:space="preserve"> </w:t>
+        <w:t xml:space="preserve"> - </w:t>
       </w:r>
       <w:r>
         <w:rPr>
@@ -2699,26 +3221,15 @@
           <w:sz w:val="26"/>
           <w:szCs w:val="26"/>
         </w:rPr>
-        <w:t>TECHNICAL SKILLS</w:t>
-      </w:r>
-    </w:p>
-    <w:p>
-      <w:pPr>
-        <w:pStyle w:val="NoSpacing"/>
-        <w:ind w:left="720"/>
-        <w:rPr>
-          <w:rFonts w:asciiTheme="minorHAnsi" w:hAnsiTheme="minorHAnsi" w:cstheme="minorHAnsi"/>
-          <w:sz w:val="26"/>
-          <w:szCs w:val="26"/>
-        </w:rPr>
-      </w:pPr>
+        <w:t>AWARDS</w:t>
+      </w:r>
     </w:p>
     <w:p>
       <w:pPr>
         <w:pStyle w:val="NoSpacing"/>
         <w:numPr>
           <w:ilvl w:val="0"/>
-          <w:numId w:val="3"/>
+          <w:numId w:val="10"/>
         </w:numPr>
         <w:rPr>
           <w:rFonts w:asciiTheme="minorHAnsi" w:hAnsiTheme="minorHAnsi" w:cstheme="minorHAnsi"/>
@@ -2732,491 +3243,7 @@
           <w:sz w:val="26"/>
           <w:szCs w:val="26"/>
         </w:rPr>
-        <w:t xml:space="preserve">AI tools: </w:t>
-      </w:r>
-      <w:r>
-        <w:rPr>
-          <w:rFonts w:asciiTheme="minorHAnsi" w:hAnsiTheme="minorHAnsi" w:cstheme="minorHAnsi"/>
-          <w:sz w:val="26"/>
-          <w:szCs w:val="26"/>
-        </w:rPr>
-        <w:t xml:space="preserve">OpenAI </w:t>
-      </w:r>
-      <w:r>
-        <w:rPr>
-          <w:rFonts w:asciiTheme="minorHAnsi" w:hAnsiTheme="minorHAnsi" w:cstheme="minorHAnsi"/>
-          <w:sz w:val="26"/>
-          <w:szCs w:val="26"/>
-        </w:rPr>
-        <w:t xml:space="preserve">ChatGPT Plus, </w:t>
-      </w:r>
-      <w:r>
-        <w:rPr>
-          <w:rFonts w:asciiTheme="minorHAnsi" w:hAnsiTheme="minorHAnsi" w:cstheme="minorHAnsi"/>
-          <w:sz w:val="26"/>
-          <w:szCs w:val="26"/>
-        </w:rPr>
-        <w:t xml:space="preserve">OpenAI Codex Programming AI, </w:t>
-      </w:r>
-      <w:r>
-        <w:rPr>
-          <w:rFonts w:asciiTheme="minorHAnsi" w:hAnsiTheme="minorHAnsi" w:cstheme="minorHAnsi"/>
-          <w:sz w:val="26"/>
-          <w:szCs w:val="26"/>
-        </w:rPr>
-        <w:t>Git</w:t>
-      </w:r>
-      <w:r>
-        <w:rPr>
-          <w:rFonts w:asciiTheme="minorHAnsi" w:hAnsiTheme="minorHAnsi" w:cstheme="minorHAnsi"/>
-          <w:sz w:val="26"/>
-          <w:szCs w:val="26"/>
-        </w:rPr>
-        <w:t>H</w:t>
-      </w:r>
-      <w:r>
-        <w:rPr>
-          <w:rFonts w:asciiTheme="minorHAnsi" w:hAnsiTheme="minorHAnsi" w:cstheme="minorHAnsi"/>
-          <w:sz w:val="26"/>
-          <w:szCs w:val="26"/>
-        </w:rPr>
-        <w:t>ub Copilot</w:t>
-      </w:r>
-      <w:r>
-        <w:rPr>
-          <w:rFonts w:asciiTheme="minorHAnsi" w:hAnsiTheme="minorHAnsi" w:cstheme="minorHAnsi"/>
-          <w:sz w:val="26"/>
-          <w:szCs w:val="26"/>
-        </w:rPr>
-        <w:t xml:space="preserve">, </w:t>
-      </w:r>
-      <w:r>
-        <w:rPr>
-          <w:rFonts w:asciiTheme="minorHAnsi" w:hAnsiTheme="minorHAnsi" w:cstheme="minorHAnsi"/>
-          <w:sz w:val="26"/>
-          <w:szCs w:val="26"/>
-        </w:rPr>
-        <w:t>Google Gemini</w:t>
-      </w:r>
-      <w:r>
-        <w:rPr>
-          <w:rFonts w:asciiTheme="minorHAnsi" w:hAnsiTheme="minorHAnsi" w:cstheme="minorHAnsi"/>
-          <w:sz w:val="26"/>
-          <w:szCs w:val="26"/>
-        </w:rPr>
-        <w:t xml:space="preserve">, </w:t>
-      </w:r>
-      <w:r>
-        <w:rPr>
-          <w:rFonts w:asciiTheme="minorHAnsi" w:hAnsiTheme="minorHAnsi" w:cstheme="minorHAnsi"/>
-          <w:sz w:val="26"/>
-          <w:szCs w:val="26"/>
-        </w:rPr>
-        <w:t xml:space="preserve">Anthropic </w:t>
-      </w:r>
-      <w:r>
-        <w:rPr>
-          <w:rFonts w:asciiTheme="minorHAnsi" w:hAnsiTheme="minorHAnsi" w:cstheme="minorHAnsi"/>
-          <w:sz w:val="26"/>
-          <w:szCs w:val="26"/>
-        </w:rPr>
-        <w:t>Claude Code</w:t>
-      </w:r>
-      <w:r>
-        <w:rPr>
-          <w:rFonts w:asciiTheme="minorHAnsi" w:hAnsiTheme="minorHAnsi" w:cstheme="minorHAnsi"/>
-          <w:sz w:val="26"/>
-          <w:szCs w:val="26"/>
-        </w:rPr>
-        <w:t xml:space="preserve">, </w:t>
-      </w:r>
-      <w:r>
-        <w:rPr>
-          <w:rFonts w:asciiTheme="minorHAnsi" w:hAnsiTheme="minorHAnsi" w:cstheme="minorHAnsi"/>
-          <w:sz w:val="26"/>
-          <w:szCs w:val="26"/>
-        </w:rPr>
-        <w:t>Google NotebookLM</w:t>
-      </w:r>
-      <w:r>
-        <w:rPr>
-          <w:rFonts w:asciiTheme="minorHAnsi" w:hAnsiTheme="minorHAnsi" w:cstheme="minorHAnsi"/>
-          <w:sz w:val="26"/>
-          <w:szCs w:val="26"/>
-        </w:rPr>
-        <w:t xml:space="preserve">, </w:t>
-      </w:r>
-      <w:r>
-        <w:rPr>
-          <w:rFonts w:asciiTheme="minorHAnsi" w:hAnsiTheme="minorHAnsi" w:cstheme="minorHAnsi"/>
-          <w:sz w:val="26"/>
-          <w:szCs w:val="26"/>
-        </w:rPr>
-        <w:t>Grammarly</w:t>
-      </w:r>
-    </w:p>
-    <w:p>
-      <w:pPr>
-        <w:pStyle w:val="NoSpacing"/>
-        <w:numPr>
-          <w:ilvl w:val="0"/>
-          <w:numId w:val="3"/>
-        </w:numPr>
-        <w:rPr>
-          <w:rFonts w:asciiTheme="minorHAnsi" w:hAnsiTheme="minorHAnsi" w:cstheme="minorHAnsi"/>
-          <w:sz w:val="26"/>
-          <w:szCs w:val="26"/>
-        </w:rPr>
-      </w:pPr>
-      <w:r>
-        <w:rPr>
-          <w:rFonts w:asciiTheme="minorHAnsi" w:hAnsiTheme="minorHAnsi" w:cstheme="minorHAnsi"/>
-          <w:sz w:val="26"/>
-          <w:szCs w:val="26"/>
-        </w:rPr>
-        <w:t>Programming Languages: C, C++, C#, Python</w:t>
-      </w:r>
-    </w:p>
-    <w:p>
-      <w:pPr>
-        <w:pStyle w:val="NoSpacing"/>
-        <w:numPr>
-          <w:ilvl w:val="0"/>
-          <w:numId w:val="3"/>
-        </w:numPr>
-        <w:rPr>
-          <w:rFonts w:asciiTheme="minorHAnsi" w:hAnsiTheme="minorHAnsi" w:cstheme="minorHAnsi"/>
-          <w:sz w:val="26"/>
-          <w:szCs w:val="26"/>
-        </w:rPr>
-      </w:pPr>
-      <w:r>
-        <w:rPr>
-          <w:rFonts w:asciiTheme="minorHAnsi" w:hAnsiTheme="minorHAnsi" w:cstheme="minorHAnsi"/>
-          <w:sz w:val="26"/>
-          <w:szCs w:val="26"/>
-        </w:rPr>
-        <w:t xml:space="preserve">OS: Windows, Ubuntu, </w:t>
-      </w:r>
-      <w:r>
-        <w:rPr>
-          <w:rFonts w:asciiTheme="minorHAnsi" w:hAnsiTheme="minorHAnsi" w:cstheme="minorHAnsi"/>
-          <w:sz w:val="26"/>
-          <w:szCs w:val="26"/>
-        </w:rPr>
-        <w:t xml:space="preserve">Linux Embedded, </w:t>
-      </w:r>
-      <w:r>
-        <w:rPr>
-          <w:rFonts w:asciiTheme="minorHAnsi" w:hAnsiTheme="minorHAnsi" w:cstheme="minorHAnsi"/>
-          <w:sz w:val="26"/>
-          <w:szCs w:val="26"/>
-        </w:rPr>
-        <w:t>GHS Integrity RTOS</w:t>
-      </w:r>
-    </w:p>
-    <w:p>
-      <w:pPr>
-        <w:pStyle w:val="NoSpacing"/>
-        <w:numPr>
-          <w:ilvl w:val="0"/>
-          <w:numId w:val="3"/>
-        </w:numPr>
-        <w:rPr>
-          <w:rFonts w:asciiTheme="minorHAnsi" w:hAnsiTheme="minorHAnsi" w:cstheme="minorHAnsi"/>
-          <w:sz w:val="26"/>
-          <w:szCs w:val="26"/>
-        </w:rPr>
-      </w:pPr>
-      <w:r>
-        <w:rPr>
-          <w:rFonts w:asciiTheme="minorHAnsi" w:hAnsiTheme="minorHAnsi" w:cstheme="minorHAnsi"/>
-          <w:sz w:val="26"/>
-          <w:szCs w:val="26"/>
-        </w:rPr>
-        <w:t>Design Patterns: GoF design patterns in C++, C#</w:t>
-      </w:r>
-    </w:p>
-    <w:p>
-      <w:pPr>
-        <w:pStyle w:val="NoSpacing"/>
-        <w:numPr>
-          <w:ilvl w:val="0"/>
-          <w:numId w:val="3"/>
-        </w:numPr>
-        <w:rPr>
-          <w:rFonts w:asciiTheme="minorHAnsi" w:hAnsiTheme="minorHAnsi" w:cstheme="minorHAnsi"/>
-          <w:sz w:val="26"/>
-          <w:szCs w:val="26"/>
-        </w:rPr>
-      </w:pPr>
-      <w:r>
-        <w:rPr>
-          <w:rFonts w:asciiTheme="minorHAnsi" w:hAnsiTheme="minorHAnsi" w:cstheme="minorHAnsi"/>
-          <w:sz w:val="26"/>
-          <w:szCs w:val="26"/>
-        </w:rPr>
-        <w:t xml:space="preserve">Networking: </w:t>
-      </w:r>
-      <w:r>
-        <w:rPr>
-          <w:rFonts w:asciiTheme="minorHAnsi" w:hAnsiTheme="minorHAnsi" w:cstheme="minorHAnsi"/>
-          <w:sz w:val="26"/>
-          <w:szCs w:val="26"/>
-        </w:rPr>
-        <w:t>Boost ASIO</w:t>
-      </w:r>
-      <w:r>
-        <w:rPr>
-          <w:rFonts w:asciiTheme="minorHAnsi" w:hAnsiTheme="minorHAnsi" w:cstheme="minorHAnsi"/>
-          <w:sz w:val="26"/>
-          <w:szCs w:val="26"/>
-        </w:rPr>
-        <w:t xml:space="preserve">, </w:t>
-      </w:r>
-      <w:r>
-        <w:rPr>
-          <w:rFonts w:asciiTheme="minorHAnsi" w:hAnsiTheme="minorHAnsi" w:cstheme="minorHAnsi"/>
-          <w:sz w:val="26"/>
-          <w:szCs w:val="26"/>
-        </w:rPr>
-        <w:t xml:space="preserve">TCP/UDP, RS232, </w:t>
-      </w:r>
-      <w:r>
-        <w:rPr>
-          <w:rFonts w:asciiTheme="minorHAnsi" w:hAnsiTheme="minorHAnsi" w:cstheme="minorHAnsi"/>
-          <w:sz w:val="26"/>
-          <w:szCs w:val="26"/>
-        </w:rPr>
-        <w:t xml:space="preserve">RTI DDS, SOCKS, </w:t>
-      </w:r>
-      <w:r>
-        <w:rPr>
-          <w:rFonts w:asciiTheme="minorHAnsi" w:hAnsiTheme="minorHAnsi" w:cstheme="minorHAnsi"/>
-          <w:sz w:val="26"/>
-          <w:szCs w:val="26"/>
-        </w:rPr>
-        <w:t>CAN bus</w:t>
-      </w:r>
-    </w:p>
-    <w:p>
-      <w:pPr>
-        <w:pStyle w:val="NoSpacing"/>
-        <w:numPr>
-          <w:ilvl w:val="0"/>
-          <w:numId w:val="3"/>
-        </w:numPr>
-        <w:rPr>
-          <w:rFonts w:asciiTheme="minorHAnsi" w:hAnsiTheme="minorHAnsi" w:cstheme="minorHAnsi"/>
-          <w:sz w:val="26"/>
-          <w:szCs w:val="26"/>
-        </w:rPr>
-      </w:pPr>
-      <w:r>
-        <w:rPr>
-          <w:rFonts w:asciiTheme="minorHAnsi" w:hAnsiTheme="minorHAnsi" w:cstheme="minorHAnsi"/>
-          <w:sz w:val="26"/>
-          <w:szCs w:val="26"/>
-        </w:rPr>
-        <w:t>Version Control: Git, MS TFS, SVN</w:t>
-      </w:r>
-    </w:p>
-    <w:p>
-      <w:pPr>
-        <w:pStyle w:val="NoSpacing"/>
-        <w:numPr>
-          <w:ilvl w:val="0"/>
-          <w:numId w:val="3"/>
-        </w:numPr>
-        <w:rPr>
-          <w:rFonts w:asciiTheme="minorHAnsi" w:hAnsiTheme="minorHAnsi" w:cstheme="minorHAnsi"/>
-          <w:sz w:val="26"/>
-          <w:szCs w:val="26"/>
-        </w:rPr>
-      </w:pPr>
-      <w:r>
-        <w:rPr>
-          <w:rFonts w:asciiTheme="minorHAnsi" w:hAnsiTheme="minorHAnsi" w:cstheme="minorHAnsi"/>
-          <w:sz w:val="26"/>
-          <w:szCs w:val="26"/>
-        </w:rPr>
-        <w:t xml:space="preserve">IDEs: Visual Studio, Eclipse, </w:t>
-      </w:r>
-      <w:r>
-        <w:rPr>
-          <w:rFonts w:asciiTheme="minorHAnsi" w:hAnsiTheme="minorHAnsi" w:cstheme="minorHAnsi"/>
-          <w:sz w:val="26"/>
-          <w:szCs w:val="26"/>
-        </w:rPr>
-        <w:t>PyCharm</w:t>
-      </w:r>
-      <w:r>
-        <w:rPr>
-          <w:rFonts w:asciiTheme="minorHAnsi" w:hAnsiTheme="minorHAnsi" w:cstheme="minorHAnsi"/>
-          <w:sz w:val="26"/>
-          <w:szCs w:val="26"/>
-        </w:rPr>
-        <w:t xml:space="preserve">, </w:t>
-      </w:r>
-      <w:r>
-        <w:rPr>
-          <w:rFonts w:asciiTheme="minorHAnsi" w:hAnsiTheme="minorHAnsi" w:cstheme="minorHAnsi"/>
-          <w:sz w:val="26"/>
-          <w:szCs w:val="26"/>
-        </w:rPr>
-        <w:t>GHS Multi</w:t>
-      </w:r>
-    </w:p>
-    <w:p>
-      <w:pPr>
-        <w:pStyle w:val="NoSpacing"/>
-        <w:numPr>
-          <w:ilvl w:val="0"/>
-          <w:numId w:val="3"/>
-        </w:numPr>
-        <w:rPr>
-          <w:rFonts w:asciiTheme="minorHAnsi" w:hAnsiTheme="minorHAnsi" w:cstheme="minorHAnsi"/>
-          <w:sz w:val="26"/>
-          <w:szCs w:val="26"/>
-        </w:rPr>
-      </w:pPr>
-      <w:r>
-        <w:rPr>
-          <w:rFonts w:asciiTheme="minorHAnsi" w:hAnsiTheme="minorHAnsi" w:cstheme="minorHAnsi"/>
-          <w:sz w:val="26"/>
-          <w:szCs w:val="26"/>
-        </w:rPr>
-        <w:t xml:space="preserve">Source Code Editors: </w:t>
-      </w:r>
-      <w:r>
-        <w:rPr>
-          <w:rFonts w:asciiTheme="minorHAnsi" w:hAnsiTheme="minorHAnsi" w:cstheme="minorHAnsi"/>
-          <w:sz w:val="26"/>
-          <w:szCs w:val="26"/>
-        </w:rPr>
-        <w:t>V</w:t>
-      </w:r>
-      <w:r>
-        <w:rPr>
-          <w:rFonts w:asciiTheme="minorHAnsi" w:hAnsiTheme="minorHAnsi" w:cstheme="minorHAnsi"/>
-          <w:sz w:val="26"/>
-          <w:szCs w:val="26"/>
-        </w:rPr>
-        <w:t>isual Studio</w:t>
-      </w:r>
-      <w:r>
-        <w:rPr>
-          <w:rFonts w:asciiTheme="minorHAnsi" w:hAnsiTheme="minorHAnsi" w:cstheme="minorHAnsi"/>
-          <w:sz w:val="26"/>
-          <w:szCs w:val="26"/>
-        </w:rPr>
-        <w:t xml:space="preserve"> Code</w:t>
-      </w:r>
-      <w:r>
-        <w:rPr>
-          <w:rFonts w:asciiTheme="minorHAnsi" w:hAnsiTheme="minorHAnsi" w:cstheme="minorHAnsi"/>
-          <w:sz w:val="26"/>
-          <w:szCs w:val="26"/>
-        </w:rPr>
-        <w:t xml:space="preserve">, </w:t>
-      </w:r>
-      <w:r>
-        <w:rPr>
-          <w:rFonts w:asciiTheme="minorHAnsi" w:hAnsiTheme="minorHAnsi" w:cstheme="minorHAnsi"/>
-          <w:sz w:val="26"/>
-          <w:szCs w:val="26"/>
-        </w:rPr>
-        <w:t xml:space="preserve">Antigravity, </w:t>
-      </w:r>
-      <w:r>
-        <w:rPr>
-          <w:rFonts w:asciiTheme="minorHAnsi" w:hAnsiTheme="minorHAnsi" w:cstheme="minorHAnsi"/>
-          <w:sz w:val="26"/>
-          <w:szCs w:val="26"/>
-        </w:rPr>
-        <w:t>Qt Creator, Obsidian</w:t>
-      </w:r>
-    </w:p>
-    <w:p>
-      <w:pPr>
-        <w:pStyle w:val="NoSpacing"/>
-        <w:numPr>
-          <w:ilvl w:val="0"/>
-          <w:numId w:val="3"/>
-        </w:numPr>
-        <w:rPr>
-          <w:rFonts w:asciiTheme="minorHAnsi" w:hAnsiTheme="minorHAnsi" w:cstheme="minorHAnsi"/>
-          <w:sz w:val="26"/>
-          <w:szCs w:val="26"/>
-        </w:rPr>
-      </w:pPr>
-      <w:r>
-        <w:rPr>
-          <w:rFonts w:asciiTheme="minorHAnsi" w:hAnsiTheme="minorHAnsi" w:cstheme="minorHAnsi"/>
-          <w:sz w:val="26"/>
-          <w:szCs w:val="26"/>
-        </w:rPr>
-        <w:t>Static Code Analysis Tools: KLOCWORK, PVS-Studio</w:t>
-      </w:r>
-    </w:p>
-    <w:p>
-      <w:pPr>
-        <w:pStyle w:val="NoSpacing"/>
-        <w:numPr>
-          <w:ilvl w:val="0"/>
-          <w:numId w:val="3"/>
-        </w:numPr>
-        <w:rPr>
-          <w:rFonts w:asciiTheme="minorHAnsi" w:hAnsiTheme="minorHAnsi" w:cstheme="minorHAnsi"/>
-          <w:sz w:val="26"/>
-          <w:szCs w:val="26"/>
-        </w:rPr>
-      </w:pPr>
-      <w:r>
-        <w:rPr>
-          <w:rFonts w:asciiTheme="minorHAnsi" w:hAnsiTheme="minorHAnsi" w:cstheme="minorHAnsi"/>
-          <w:sz w:val="26"/>
-          <w:szCs w:val="26"/>
-        </w:rPr>
-        <w:t>Management tools: Microsoft Azure DevOps, Jira</w:t>
-      </w:r>
-    </w:p>
-    <w:p>
-      <w:pPr>
-        <w:pStyle w:val="NoSpacing"/>
-        <w:numPr>
-          <w:ilvl w:val="0"/>
-          <w:numId w:val="3"/>
-        </w:numPr>
-        <w:rPr>
-          <w:rFonts w:asciiTheme="minorHAnsi" w:hAnsiTheme="minorHAnsi" w:cstheme="minorHAnsi"/>
-          <w:sz w:val="26"/>
-          <w:szCs w:val="26"/>
-        </w:rPr>
-      </w:pPr>
-      <w:r>
-        <w:rPr>
-          <w:rFonts w:asciiTheme="minorHAnsi" w:hAnsiTheme="minorHAnsi" w:cstheme="minorHAnsi"/>
-          <w:sz w:val="26"/>
-          <w:szCs w:val="26"/>
-        </w:rPr>
-        <w:t xml:space="preserve">Auxiliary tools: </w:t>
-      </w:r>
-      <w:r>
-        <w:rPr>
-          <w:rFonts w:asciiTheme="minorHAnsi" w:hAnsiTheme="minorHAnsi" w:cstheme="minorHAnsi"/>
-          <w:sz w:val="26"/>
-          <w:szCs w:val="26"/>
-        </w:rPr>
-        <w:t xml:space="preserve">CMake, </w:t>
-      </w:r>
-      <w:r>
-        <w:rPr>
-          <w:rFonts w:asciiTheme="minorHAnsi" w:hAnsiTheme="minorHAnsi" w:cstheme="minorHAnsi"/>
-          <w:sz w:val="26"/>
-          <w:szCs w:val="26"/>
-        </w:rPr>
-        <w:t>MS Office, Beyond Compare, Wireshark, Packet Sender, etc.</w:t>
+        <w:t>Recipient of the NSERC (Natural Sciences and Engineering Research Council of Canada) Postgraduate Scholarship (PGS)</w:t>
       </w:r>
     </w:p>
     <w:p>
@@ -3433,25 +3460,7 @@
           <w:sz w:val="26"/>
           <w:szCs w:val="26"/>
         </w:rPr>
-        <w:t xml:space="preserve"> </w:t>
-      </w:r>
-      <w:r>
-        <w:rPr>
-          <w:b/>
-          <w:bCs/>
-          <w:sz w:val="26"/>
-          <w:szCs w:val="26"/>
-        </w:rPr>
-        <w:t>-</w:t>
-      </w:r>
-      <w:r>
-        <w:rPr>
-          <w:b/>
-          <w:bCs/>
-          <w:sz w:val="26"/>
-          <w:szCs w:val="26"/>
-        </w:rPr>
-        <w:t xml:space="preserve"> </w:t>
+        <w:t xml:space="preserve"> - </w:t>
       </w:r>
       <w:r>
         <w:rPr>
@@ -3484,7 +3493,23 @@
           <w:sz w:val="26"/>
           <w:szCs w:val="26"/>
         </w:rPr>
-        <w:t>Israeli Navy (Shayetet 13)</w:t>
+        <w:t>Israeli Navy (</w:t>
+      </w:r>
+      <w:proofErr w:type="spellStart"/>
+      <w:r>
+        <w:rPr>
+          <w:sz w:val="26"/>
+          <w:szCs w:val="26"/>
+        </w:rPr>
+        <w:t>Shayetet</w:t>
+      </w:r>
+      <w:proofErr w:type="spellEnd"/>
+      <w:r>
+        <w:rPr>
+          <w:sz w:val="26"/>
+          <w:szCs w:val="26"/>
+        </w:rPr>
+        <w:t xml:space="preserve"> 13)</w:t>
       </w:r>
     </w:p>
     <w:p>
@@ -3641,6 +3666,119 @@
 <file path=word/numbering.xml><?xml version="1.0" encoding="utf-8"?>
 <w:numbering xmlns:wpc="http://schemas.microsoft.com/office/word/2010/wordprocessingCanvas" xmlns:cx="http://schemas.microsoft.com/office/drawing/2014/chartex" xmlns:cx1="http://schemas.microsoft.com/office/drawing/2015/9/8/chartex" xmlns:cx2="http://schemas.microsoft.com/office/drawing/2015/10/21/chartex" xmlns:cx3="http://schemas.microsoft.com/office/drawing/2016/5/9/chartex" xmlns:cx4="http://schemas.microsoft.com/office/drawing/2016/5/10/chartex" xmlns:cx5="http://schemas.microsoft.com/office/drawing/2016/5/11/chartex" xmlns:cx6="http://schemas.microsoft.com/office/drawing/2016/5/12/chartex" xmlns:cx7="http://schemas.microsoft.com/office/drawing/2016/5/13/chartex" xmlns:cx8="http://schemas.microsoft.com/office/drawing/2016/5/14/chartex" xmlns:mc="http://schemas.openxmlformats.org/markup-compatibility/2006" xmlns:aink="http://schemas.microsoft.com/office/drawing/2016/ink" xmlns:am3d="http://schemas.microsoft.com/office/drawing/2017/model3d" xmlns:o="urn:schemas-microsoft-com:office:office" xmlns:oel="http://schemas.microsoft.com/office/2019/extlst" xmlns:r="http://schemas.openxmlformats.org/officeDocument/2006/relationships" xmlns:m="http://schemas.openxmlformats.org/officeDocument/2006/math" xmlns:v="urn:schemas-microsoft-com:vml" xmlns:wp14="http://schemas.microsoft.com/office/word/2010/wordprocessingDrawing" xmlns:wp="http://schemas.openxmlformats.org/drawingml/2006/wordprocessingDrawing" xmlns:w10="urn:schemas-microsoft-com:office:word" xmlns:w="http://schemas.openxmlformats.org/wordprocessingml/2006/main" xmlns:w14="http://schemas.microsoft.com/office/word/2010/wordml" xmlns:w15="http://schemas.microsoft.com/office/word/2012/wordml" xmlns:w16cex="http://schemas.microsoft.com/office/word/2018/wordml/cex" xmlns:w16cid="http://schemas.microsoft.com/office/word/2016/wordml/cid" xmlns:w16="http://schemas.microsoft.com/office/word/2018/wordml" xmlns:w16du="http://schemas.microsoft.com/office/word/2023/wordml/word16du" xmlns:w16sdtdh="http://schemas.microsoft.com/office/word/2020/wordml/sdtdatahash" xmlns:w16sdtfl="http://schemas.microsoft.com/office/word/2024/wordml/sdtformatlock" xmlns:w16se="http://schemas.microsoft.com/office/word/2015/wordml/symex" xmlns:wpg="http://schemas.microsoft.com/office/word/2010/wordprocessingGroup" xmlns:wpi="http://schemas.microsoft.com/office/word/2010/wordprocessingInk" xmlns:wne="http://schemas.microsoft.com/office/word/2006/wordml" xmlns:wps="http://schemas.microsoft.com/office/word/2010/wordprocessingShape" mc:Ignorable="w14 w15 w16se w16cid w16 w16cex w16sdtdh w16sdtfl w16du wp14">
   <w:abstractNum w:abstractNumId="0" w15:restartNumberingAfterBreak="0">
+    <w:nsid w:val="0CF82C4F"/>
+    <w:multiLevelType w:val="hybridMultilevel"/>
+    <w:tmpl w:val="1124029A"/>
+    <w:lvl w:ilvl="0" w:tplc="20000001">
+      <w:start w:val="1"/>
+      <w:numFmt w:val="bullet"/>
+      <w:lvlText w:val=""/>
+      <w:lvlJc w:val="left"/>
+      <w:pPr>
+        <w:ind w:left="720" w:hanging="360"/>
+      </w:pPr>
+      <w:rPr>
+        <w:rFonts w:ascii="Symbol" w:hAnsi="Symbol" w:hint="default"/>
+      </w:rPr>
+    </w:lvl>
+    <w:lvl w:ilvl="1" w:tplc="20000003" w:tentative="1">
+      <w:start w:val="1"/>
+      <w:numFmt w:val="bullet"/>
+      <w:lvlText w:val="o"/>
+      <w:lvlJc w:val="left"/>
+      <w:pPr>
+        <w:ind w:left="1440" w:hanging="360"/>
+      </w:pPr>
+      <w:rPr>
+        <w:rFonts w:ascii="Courier New" w:hAnsi="Courier New" w:cs="Courier New" w:hint="default"/>
+      </w:rPr>
+    </w:lvl>
+    <w:lvl w:ilvl="2" w:tplc="20000005" w:tentative="1">
+      <w:start w:val="1"/>
+      <w:numFmt w:val="bullet"/>
+      <w:lvlText w:val=""/>
+      <w:lvlJc w:val="left"/>
+      <w:pPr>
+        <w:ind w:left="2160" w:hanging="360"/>
+      </w:pPr>
+      <w:rPr>
+        <w:rFonts w:ascii="Wingdings" w:hAnsi="Wingdings" w:hint="default"/>
+      </w:rPr>
+    </w:lvl>
+    <w:lvl w:ilvl="3" w:tplc="20000001" w:tentative="1">
+      <w:start w:val="1"/>
+      <w:numFmt w:val="bullet"/>
+      <w:lvlText w:val=""/>
+      <w:lvlJc w:val="left"/>
+      <w:pPr>
+        <w:ind w:left="2880" w:hanging="360"/>
+      </w:pPr>
+      <w:rPr>
+        <w:rFonts w:ascii="Symbol" w:hAnsi="Symbol" w:hint="default"/>
+      </w:rPr>
+    </w:lvl>
+    <w:lvl w:ilvl="4" w:tplc="20000003" w:tentative="1">
+      <w:start w:val="1"/>
+      <w:numFmt w:val="bullet"/>
+      <w:lvlText w:val="o"/>
+      <w:lvlJc w:val="left"/>
+      <w:pPr>
+        <w:ind w:left="3600" w:hanging="360"/>
+      </w:pPr>
+      <w:rPr>
+        <w:rFonts w:ascii="Courier New" w:hAnsi="Courier New" w:cs="Courier New" w:hint="default"/>
+      </w:rPr>
+    </w:lvl>
+    <w:lvl w:ilvl="5" w:tplc="20000005" w:tentative="1">
+      <w:start w:val="1"/>
+      <w:numFmt w:val="bullet"/>
+      <w:lvlText w:val=""/>
+      <w:lvlJc w:val="left"/>
+      <w:pPr>
+        <w:ind w:left="4320" w:hanging="360"/>
+      </w:pPr>
+      <w:rPr>
+        <w:rFonts w:ascii="Wingdings" w:hAnsi="Wingdings" w:hint="default"/>
+      </w:rPr>
+    </w:lvl>
+    <w:lvl w:ilvl="6" w:tplc="20000001" w:tentative="1">
+      <w:start w:val="1"/>
+      <w:numFmt w:val="bullet"/>
+      <w:lvlText w:val=""/>
+      <w:lvlJc w:val="left"/>
+      <w:pPr>
+        <w:ind w:left="5040" w:hanging="360"/>
+      </w:pPr>
+      <w:rPr>
+        <w:rFonts w:ascii="Symbol" w:hAnsi="Symbol" w:hint="default"/>
+      </w:rPr>
+    </w:lvl>
+    <w:lvl w:ilvl="7" w:tplc="20000003" w:tentative="1">
+      <w:start w:val="1"/>
+      <w:numFmt w:val="bullet"/>
+      <w:lvlText w:val="o"/>
+      <w:lvlJc w:val="left"/>
+      <w:pPr>
+        <w:ind w:left="5760" w:hanging="360"/>
+      </w:pPr>
+      <w:rPr>
+        <w:rFonts w:ascii="Courier New" w:hAnsi="Courier New" w:cs="Courier New" w:hint="default"/>
+      </w:rPr>
+    </w:lvl>
+    <w:lvl w:ilvl="8" w:tplc="20000005" w:tentative="1">
+      <w:start w:val="1"/>
+      <w:numFmt w:val="bullet"/>
+      <w:lvlText w:val=""/>
+      <w:lvlJc w:val="left"/>
+      <w:pPr>
+        <w:ind w:left="6480" w:hanging="360"/>
+      </w:pPr>
+      <w:rPr>
+        <w:rFonts w:ascii="Wingdings" w:hAnsi="Wingdings" w:hint="default"/>
+      </w:rPr>
+    </w:lvl>
+  </w:abstractNum>
+  <w:abstractNum w:abstractNumId="1" w15:restartNumberingAfterBreak="0">
     <w:nsid w:val="0D913606"/>
     <w:multiLevelType w:val="hybridMultilevel"/>
     <w:tmpl w:val="36CC8F0E"/>
@@ -3752,7 +3890,7 @@
       </w:rPr>
     </w:lvl>
   </w:abstractNum>
-  <w:abstractNum w:abstractNumId="1" w15:restartNumberingAfterBreak="0">
+  <w:abstractNum w:abstractNumId="2" w15:restartNumberingAfterBreak="0">
     <w:nsid w:val="337E2C77"/>
     <w:multiLevelType w:val="hybridMultilevel"/>
     <w:tmpl w:val="3558C566"/>
@@ -3865,7 +4003,7 @@
       </w:rPr>
     </w:lvl>
   </w:abstractNum>
-  <w:abstractNum w:abstractNumId="2" w15:restartNumberingAfterBreak="0">
+  <w:abstractNum w:abstractNumId="3" w15:restartNumberingAfterBreak="0">
     <w:nsid w:val="40B94079"/>
     <w:multiLevelType w:val="hybridMultilevel"/>
     <w:tmpl w:val="7A220A92"/>
@@ -3978,7 +4116,7 @@
       </w:rPr>
     </w:lvl>
   </w:abstractNum>
-  <w:abstractNum w:abstractNumId="3" w15:restartNumberingAfterBreak="0">
+  <w:abstractNum w:abstractNumId="4" w15:restartNumberingAfterBreak="0">
     <w:nsid w:val="44CD28B3"/>
     <w:multiLevelType w:val="hybridMultilevel"/>
     <w:tmpl w:val="3CE209E8"/>
@@ -4091,7 +4229,7 @@
       </w:rPr>
     </w:lvl>
   </w:abstractNum>
-  <w:abstractNum w:abstractNumId="4" w15:restartNumberingAfterBreak="0">
+  <w:abstractNum w:abstractNumId="5" w15:restartNumberingAfterBreak="0">
     <w:nsid w:val="51D64C67"/>
     <w:multiLevelType w:val="hybridMultilevel"/>
     <w:tmpl w:val="7DF8FA40"/>
@@ -4204,7 +4342,7 @@
       </w:rPr>
     </w:lvl>
   </w:abstractNum>
-  <w:abstractNum w:abstractNumId="5" w15:restartNumberingAfterBreak="0">
+  <w:abstractNum w:abstractNumId="6" w15:restartNumberingAfterBreak="0">
     <w:nsid w:val="63B1585E"/>
     <w:multiLevelType w:val="hybridMultilevel"/>
     <w:tmpl w:val="B40A5780"/>
@@ -4317,7 +4455,7 @@
       </w:rPr>
     </w:lvl>
   </w:abstractNum>
-  <w:abstractNum w:abstractNumId="6" w15:restartNumberingAfterBreak="0">
+  <w:abstractNum w:abstractNumId="7" w15:restartNumberingAfterBreak="0">
     <w:nsid w:val="6E115AAD"/>
     <w:multiLevelType w:val="hybridMultilevel"/>
     <w:tmpl w:val="BB88C906"/>
@@ -4430,7 +4568,7 @@
       </w:rPr>
     </w:lvl>
   </w:abstractNum>
-  <w:abstractNum w:abstractNumId="7" w15:restartNumberingAfterBreak="0">
+  <w:abstractNum w:abstractNumId="8" w15:restartNumberingAfterBreak="0">
     <w:nsid w:val="71995C48"/>
     <w:multiLevelType w:val="hybridMultilevel"/>
     <w:tmpl w:val="11125A84"/>
@@ -4543,7 +4681,7 @@
       </w:rPr>
     </w:lvl>
   </w:abstractNum>
-  <w:abstractNum w:abstractNumId="8" w15:restartNumberingAfterBreak="0">
+  <w:abstractNum w:abstractNumId="9" w15:restartNumberingAfterBreak="0">
     <w:nsid w:val="7BE31001"/>
     <w:multiLevelType w:val="hybridMultilevel"/>
     <w:tmpl w:val="575E29F8"/>
@@ -4657,30 +4795,33 @@
     </w:lvl>
   </w:abstractNum>
   <w:num w:numId="1" w16cid:durableId="1606890183">
+    <w:abstractNumId w:val="8"/>
+  </w:num>
+  <w:num w:numId="2" w16cid:durableId="1356618920">
     <w:abstractNumId w:val="7"/>
   </w:num>
-  <w:num w:numId="2" w16cid:durableId="1356618920">
+  <w:num w:numId="3" w16cid:durableId="1527134012">
+    <w:abstractNumId w:val="3"/>
+  </w:num>
+  <w:num w:numId="4" w16cid:durableId="1074356055">
+    <w:abstractNumId w:val="5"/>
+  </w:num>
+  <w:num w:numId="5" w16cid:durableId="1769307784">
+    <w:abstractNumId w:val="2"/>
+  </w:num>
+  <w:num w:numId="6" w16cid:durableId="58331643">
+    <w:abstractNumId w:val="4"/>
+  </w:num>
+  <w:num w:numId="7" w16cid:durableId="1064568795">
+    <w:abstractNumId w:val="9"/>
+  </w:num>
+  <w:num w:numId="8" w16cid:durableId="693925911">
     <w:abstractNumId w:val="6"/>
   </w:num>
-  <w:num w:numId="3" w16cid:durableId="1527134012">
-    <w:abstractNumId w:val="2"/>
-  </w:num>
-  <w:num w:numId="4" w16cid:durableId="1074356055">
-    <w:abstractNumId w:val="4"/>
-  </w:num>
-  <w:num w:numId="5" w16cid:durableId="1769307784">
+  <w:num w:numId="9" w16cid:durableId="1957323766">
     <w:abstractNumId w:val="1"/>
   </w:num>
-  <w:num w:numId="6" w16cid:durableId="58331643">
-    <w:abstractNumId w:val="3"/>
-  </w:num>
-  <w:num w:numId="7" w16cid:durableId="1064568795">
-    <w:abstractNumId w:val="8"/>
-  </w:num>
-  <w:num w:numId="8" w16cid:durableId="693925911">
-    <w:abstractNumId w:val="5"/>
-  </w:num>
-  <w:num w:numId="9" w16cid:durableId="1957323766">
+  <w:num w:numId="10" w16cid:durableId="178546614">
     <w:abstractNumId w:val="0"/>
   </w:num>
 </w:numbering>
@@ -5098,6 +5239,7 @@
   <w:style w:type="character" w:default="1" w:styleId="DefaultParagraphFont">
     <w:name w:val="Default Paragraph Font"/>
     <w:uiPriority w:val="1"/>
+    <w:semiHidden/>
     <w:unhideWhenUsed/>
   </w:style>
   <w:style w:type="table" w:default="1" w:styleId="TableNormal">
